--- a/Church/2026/2026_0523_MenloChurch.docx
+++ b/Church/2026/2026_0523_MenloChurch.docx
@@ -13,7 +13,7 @@
         <w:t>/</w:t>
       </w:r>
       <w:r>
-        <w:t>16</w:t>
+        <w:t>23</w:t>
       </w:r>
       <w:r>
         <w:t>/</w:t>
@@ -37,7 +37,7 @@
         <w:t>/</w:t>
       </w:r>
       <w:r>
-        <w:t>10</w:t>
+        <w:t>17</w:t>
       </w:r>
       <w:r>
         <w:t>/2028)</w:t>
@@ -49,410 +49,22 @@
           <w:rPr>
             <w:rStyle w:val="Hyperlink"/>
           </w:rPr>
-          <w:t>https://www.youtube.com/live/r1hc4T-NgcQ?si=tY031W7Ma2Ix5ZbO</w:t>
+          <w:t>https://www.youtube.com/live/BsqlsWZC1xo?si=8qqGgYWNtSdLqrKr</w:t>
         </w:r>
       </w:hyperlink>
     </w:p>
     <w:p>
       <w:r>
-        <w:t xml:space="preserve">No One Ever Told Me | Mother's Day | Vince &amp; Jo Vitale, Phil &amp; Alyssa EuBank </w:t>
-      </w:r>
-      <w:r>
-        <w:t>(</w:t>
-      </w:r>
-      <w:r>
-        <w:t>Phil EuBank, Lead Pastor</w:t>
-      </w:r>
-      <w:r>
-        <w:t>)</w:t>
+        <w:t>Baptism Sunday</w:t>
+      </w:r>
+      <w:r>
+        <w:t xml:space="preserve"> | Phil &amp; Alyssa EuBank </w:t>
       </w:r>
     </w:p>
     <w:p/>
-    <w:p>
-      <w:r>
-        <w:t xml:space="preserve">"No One Ever Told Me," a Mother's Day message from Menlo Church featuring Vince &amp; Jo Vitale and Phil &amp; Alyssa EuBank, </w:t>
-      </w:r>
-      <w:r>
-        <w:t>emphasizes shifting from a performance-based, defensive mindset in relationships to</w:t>
-      </w:r>
-      <w:r>
-        <w:rPr>
-          <w:b/>
-          <w:bCs/>
-        </w:rPr>
-        <w:t xml:space="preserve"> one built on mutual grace and unconditional love. </w:t>
-      </w:r>
-      <w:r>
-        <w:t>The panel concludes that true familial freedom and deep connection come from accepting and offering the same grace received from God, rather than striving for perfection.</w:t>
-      </w:r>
-    </w:p>
     <w:p/>
     <w:p>
       <w:r>
-        <w:rPr>
-          <w:b/>
-          <w:bCs/>
-        </w:rPr>
-        <w:t>"No One Ever Told Me"</w:t>
-      </w:r>
-      <w:r>
-        <w:t xml:space="preserve"> is a special Mother’s Day message and podcast episode produced by </w:t>
-      </w:r>
-      <w:hyperlink r:id="rId9" w:tgtFrame="_blank" w:history="1">
-        <w:r>
-          <w:rPr>
-            <w:rStyle w:val="Hyperlink"/>
-          </w:rPr>
-          <w:t>Menlo Church</w:t>
-        </w:r>
-      </w:hyperlink>
-      <w:r>
-        <w:t xml:space="preserve">. The discussion features an honest, podcast-style conversation between </w:t>
-      </w:r>
-      <w:r>
-        <w:rPr>
-          <w:b/>
-          <w:bCs/>
-        </w:rPr>
-        <w:t>Vince &amp; Jo Vitale</w:t>
-      </w:r>
-      <w:r>
-        <w:t xml:space="preserve"> alongside </w:t>
-      </w:r>
-      <w:r>
-        <w:rPr>
-          <w:b/>
-          <w:bCs/>
-        </w:rPr>
-        <w:t>Phil &amp; Alyssa EuBank</w:t>
-      </w:r>
-      <w:r>
-        <w:t>.</w:t>
-      </w:r>
-    </w:p>
-    <w:p>
-      <w:pPr>
-        <w:rPr>
-          <w:b/>
-          <w:bCs/>
-        </w:rPr>
-      </w:pPr>
-      <w:r>
-        <w:rPr>
-          <w:b/>
-          <w:bCs/>
-        </w:rPr>
-        <w:t>Core Message &amp; Themes</w:t>
-      </w:r>
-    </w:p>
-    <w:p>
-      <w:pPr>
-        <w:numPr>
-          <w:ilvl w:val="0"/>
-          <w:numId w:val="20"/>
-        </w:numPr>
-      </w:pPr>
-      <w:r>
-        <w:rPr>
-          <w:b/>
-          <w:bCs/>
-        </w:rPr>
-        <w:t>Validation for Mothers:</w:t>
-      </w:r>
-      <w:r>
-        <w:t xml:space="preserve"> The discussion explicitly focuses on helping mothers feel </w:t>
-      </w:r>
-      <w:r>
-        <w:rPr>
-          <w:b/>
-          <w:bCs/>
-        </w:rPr>
-        <w:t>seen, valued, and understood</w:t>
-      </w:r>
-      <w:r>
-        <w:t>, reminding them that their daily work is invaluable.</w:t>
-      </w:r>
-    </w:p>
-    <w:p>
-      <w:pPr>
-        <w:numPr>
-          <w:ilvl w:val="0"/>
-          <w:numId w:val="20"/>
-        </w:numPr>
-      </w:pPr>
-      <w:r>
-        <w:rPr>
-          <w:b/>
-          <w:bCs/>
-        </w:rPr>
-        <w:t>Combating Isolation:</w:t>
-      </w:r>
-      <w:r>
-        <w:t xml:space="preserve"> The speakers address the hidden challenges of motherhood and family life, offering reassurance to parents that </w:t>
-      </w:r>
-      <w:r>
-        <w:rPr>
-          <w:b/>
-          <w:bCs/>
-        </w:rPr>
-        <w:t>they are not alone</w:t>
-      </w:r>
-      <w:r>
-        <w:t xml:space="preserve"> in their struggles.</w:t>
-      </w:r>
-    </w:p>
-    <w:p>
-      <w:pPr>
-        <w:numPr>
-          <w:ilvl w:val="0"/>
-          <w:numId w:val="20"/>
-        </w:numPr>
-      </w:pPr>
-      <w:r>
-        <w:rPr>
-          <w:b/>
-          <w:bCs/>
-        </w:rPr>
-        <w:t>Grace vs. Performance:</w:t>
-      </w:r>
-      <w:r>
-        <w:t xml:space="preserve"> The couples discuss moving away from trying to "earn love" in marriage and family relationships, shifting instead toward an identity rooted in forgiveness and divine grace.</w:t>
-      </w:r>
-    </w:p>
-    <w:p>
-      <w:pPr>
-        <w:numPr>
-          <w:ilvl w:val="0"/>
-          <w:numId w:val="20"/>
-        </w:numPr>
-      </w:pPr>
-      <w:r>
-        <w:rPr>
-          <w:b/>
-          <w:bCs/>
-        </w:rPr>
-        <w:t>Navigating Information Overload:</w:t>
-      </w:r>
-      <w:r>
-        <w:t xml:space="preserve"> The message sits within a broader dialogue about finding true, lived wisdom in an age completely saturated with conflicting advice and online pressure. </w:t>
-      </w:r>
-    </w:p>
-    <w:p/>
-    <w:p>
-      <w:pPr>
-        <w:rPr>
-          <w:b/>
-          <w:bCs/>
-        </w:rPr>
-      </w:pPr>
-      <w:r>
-        <w:rPr>
-          <w:b/>
-          <w:bCs/>
-        </w:rPr>
-        <w:t>Professional Backgrounds</w:t>
-      </w:r>
-    </w:p>
-    <w:p>
-      <w:pPr>
-        <w:numPr>
-          <w:ilvl w:val="0"/>
-          <w:numId w:val="21"/>
-        </w:numPr>
-      </w:pPr>
-      <w:r>
-        <w:rPr>
-          <w:b/>
-          <w:bCs/>
-        </w:rPr>
-        <w:t>Dr. Vince Vitale</w:t>
-      </w:r>
-      <w:r>
-        <w:rPr>
-          <w:b/>
-          <w:bCs/>
-        </w:rPr>
-        <w:t xml:space="preserve">, </w:t>
-      </w:r>
-      <w:r>
-        <w:t>MS</w:t>
-      </w:r>
-      <w:r>
-        <w:t xml:space="preserve"> and PhD (DPhil)</w:t>
-      </w:r>
-      <w:r>
-        <w:t>,</w:t>
-      </w:r>
-      <w:r>
-        <w:t xml:space="preserve"> </w:t>
-      </w:r>
-      <w:r>
-        <w:rPr>
-          <w:b/>
-          <w:bCs/>
-        </w:rPr>
-        <w:t>University of Oxford</w:t>
-      </w:r>
-      <w:r>
-        <w:t>,</w:t>
-      </w:r>
-      <w:r>
-        <w:t xml:space="preserve"> </w:t>
-      </w:r>
-      <w:r>
-        <w:rPr>
-          <w:b/>
-          <w:bCs/>
-        </w:rPr>
-        <w:t>Oxford and Princeton Faculty</w:t>
-      </w:r>
-      <w:r>
-        <w:rPr>
-          <w:b/>
-          <w:bCs/>
-        </w:rPr>
-        <w:t>,</w:t>
-      </w:r>
-    </w:p>
-    <w:p>
-      <w:pPr>
-        <w:numPr>
-          <w:ilvl w:val="0"/>
-          <w:numId w:val="21"/>
-        </w:numPr>
-      </w:pPr>
-      <w:r>
-        <w:rPr>
-          <w:b/>
-          <w:bCs/>
-        </w:rPr>
-        <w:t>Dr. Jo Vitale:</w:t>
-      </w:r>
-      <w:r>
-        <w:t xml:space="preserve"> </w:t>
-      </w:r>
-      <w:r>
-        <w:t>PhD (DPhil)</w:t>
-      </w:r>
-      <w:r>
-        <w:t xml:space="preserve"> </w:t>
-      </w:r>
-      <w:r>
-        <w:t>in Old Testament studies</w:t>
-      </w:r>
-      <w:r>
-        <w:t xml:space="preserve">, </w:t>
-      </w:r>
-      <w:r>
-        <w:t>University of Oxford</w:t>
-      </w:r>
-      <w:r>
-        <w:t>. She</w:t>
-      </w:r>
-      <w:r>
-        <w:t xml:space="preserve"> focuses on the biblical women, beauty, and overcoming blame culture.</w:t>
-      </w:r>
-    </w:p>
-    <w:p/>
-    <w:p>
-      <w:r>
-        <w:t> </w:t>
-      </w:r>
-      <w:r>
-        <w:rPr>
-          <w:b/>
-          <w:bCs/>
-        </w:rPr>
-        <w:t>Vince &amp; Jo Vitale</w:t>
-      </w:r>
-      <w:r>
-        <w:t xml:space="preserve"> </w:t>
-      </w:r>
-      <w:r>
-        <w:t xml:space="preserve"> have </w:t>
-      </w:r>
-      <w:r>
-        <w:t>two young</w:t>
-      </w:r>
-      <w:r>
-        <w:t xml:space="preserve"> Boy</w:t>
-      </w:r>
-      <w:r>
-        <w:t xml:space="preserve"> children named </w:t>
-      </w:r>
-      <w:r>
-        <w:rPr>
-          <w:b/>
-          <w:bCs/>
-        </w:rPr>
-        <w:t>Raphael and Jonathan</w:t>
-      </w:r>
-      <w:r>
-        <w:t>. </w:t>
-      </w:r>
-    </w:p>
-    <w:p>
-      <w:pPr>
-        <w:numPr>
-          <w:ilvl w:val="0"/>
-          <w:numId w:val="22"/>
-        </w:numPr>
-      </w:pPr>
-      <w:r>
-        <w:rPr>
-          <w:b/>
-          <w:bCs/>
-        </w:rPr>
-        <w:t>Family Life:</w:t>
-      </w:r>
-      <w:r>
-        <w:t> They frequently discuss their experience in parenting, including a </w:t>
-      </w:r>
-      <w:hyperlink r:id="rId10" w:tgtFrame="_blank" w:history="1">
-        <w:r>
-          <w:rPr>
-            <w:rStyle w:val="Hyperlink"/>
-          </w:rPr>
-          <w:t>2026 Ask Away podcast episode</w:t>
-        </w:r>
-      </w:hyperlink>
-      <w:r>
-        <w:t> on raising children.</w:t>
-      </w:r>
-    </w:p>
-    <w:p>
-      <w:pPr>
-        <w:numPr>
-          <w:ilvl w:val="0"/>
-          <w:numId w:val="22"/>
-        </w:numPr>
-      </w:pPr>
-      <w:r>
-        <w:rPr>
-          <w:b/>
-          <w:bCs/>
-        </w:rPr>
-        <w:t>Background:</w:t>
-      </w:r>
-      <w:r>
-        <w:t> The family was previously located in Atlanta, Georgia, before moving to the California Bay Area.</w:t>
-      </w:r>
-    </w:p>
-    <w:p>
-      <w:r>
-        <w:rPr>
-          <w:b/>
-          <w:bCs/>
-        </w:rPr>
-        <w:t>Phil and Alyssa EuBank have four children</w:t>
-      </w:r>
-      <w:r>
-        <w:t>. </w:t>
-      </w:r>
-    </w:p>
-    <w:p/>
-    <w:p>
-      <w:r>
         <w:t>5</w:t>
       </w:r>
       <w:r>
@@ -465,10 +77,7 @@
         <w:t>/</w:t>
       </w:r>
       <w:r>
-        <w:t>1:15:</w:t>
-      </w:r>
-      <w:r>
-        <w:t>12</w:t>
+        <w:t>1:15:16</w:t>
       </w:r>
     </w:p>
     <w:p>
@@ -492,7 +101,7 @@
                     <pic:cNvPicPr/>
                   </pic:nvPicPr>
                   <pic:blipFill>
-                    <a:blip r:embed="rId11"/>
+                    <a:blip r:embed="rId9"/>
                     <a:stretch>
                       <a:fillRect/>
                     </a:stretch>
@@ -518,6 +127,9 @@
         <w:t>Allison</w:t>
       </w:r>
       <w:r>
+        <w:t xml:space="preserve"> Joy </w:t>
+      </w:r>
+      <w:r>
         <w:t xml:space="preserve"> Li</w:t>
       </w:r>
     </w:p>
@@ -529,7 +141,6 @@
     </w:p>
     <w:p>
       <w:r>
-        <w:lastRenderedPageBreak/>
         <w:t>9</w:t>
       </w:r>
       <w:r>
@@ -542,7 +153,7 @@
         <w:t>/</w:t>
       </w:r>
       <w:r>
-        <w:t>1:15:12</w:t>
+        <w:t>1:15:16</w:t>
       </w:r>
     </w:p>
     <w:p>
@@ -566,7 +177,7 @@
                     <pic:cNvPicPr/>
                   </pic:nvPicPr>
                   <pic:blipFill>
-                    <a:blip r:embed="rId12"/>
+                    <a:blip r:embed="rId10"/>
                     <a:stretch>
                       <a:fillRect/>
                     </a:stretch>
@@ -609,7 +220,7 @@
                     <pic:cNvPicPr/>
                   </pic:nvPicPr>
                   <pic:blipFill>
-                    <a:blip r:embed="rId13"/>
+                    <a:blip r:embed="rId11"/>
                     <a:stretch>
                       <a:fillRect/>
                     </a:stretch>
@@ -636,64 +247,22 @@
       </w:r>
     </w:p>
     <w:p/>
-    <w:p>
-      <w:r>
-        <w:t>22:51/1:15:12</w:t>
-      </w:r>
-    </w:p>
     <w:p/>
     <w:p>
       <w:r>
-        <w:rPr>
-          <w:noProof/>
-        </w:rPr>
-        <w:drawing>
-          <wp:inline distT="0" distB="0" distL="0" distR="0" wp14:anchorId="2655DDD3" wp14:editId="58B53F85">
-            <wp:extent cx="3657600" cy="1722902"/>
-            <wp:effectExtent l="0" t="0" r="0" b="0"/>
-            <wp:docPr id="1457749157" name="Picture 1"/>
-            <wp:cNvGraphicFramePr>
-              <a:graphicFrameLocks xmlns:a="http://schemas.openxmlformats.org/drawingml/2006/main" noChangeAspect="1"/>
-            </wp:cNvGraphicFramePr>
-            <a:graphic xmlns:a="http://schemas.openxmlformats.org/drawingml/2006/main">
-              <a:graphicData uri="http://schemas.openxmlformats.org/drawingml/2006/picture">
-                <pic:pic xmlns:pic="http://schemas.openxmlformats.org/drawingml/2006/picture">
-                  <pic:nvPicPr>
-                    <pic:cNvPr id="1457749157" name=""/>
-                    <pic:cNvPicPr/>
-                  </pic:nvPicPr>
-                  <pic:blipFill>
-                    <a:blip r:embed="rId14"/>
-                    <a:stretch>
-                      <a:fillRect/>
-                    </a:stretch>
-                  </pic:blipFill>
-                  <pic:spPr>
-                    <a:xfrm>
-                      <a:off x="0" y="0"/>
-                      <a:ext cx="3674489" cy="1730858"/>
-                    </a:xfrm>
-                    <a:prstGeom prst="rect">
-                      <a:avLst/>
-                    </a:prstGeom>
-                  </pic:spPr>
-                </pic:pic>
-              </a:graphicData>
-            </a:graphic>
-          </wp:inline>
-        </w:drawing>
-      </w:r>
-    </w:p>
-    <w:p/>
-    <w:p>
-      <w:r>
-        <w:t>23:13</w:t>
+        <w:t>19</w:t>
+      </w:r>
+      <w:r>
+        <w:t>:</w:t>
+      </w:r>
+      <w:r>
+        <w:t>52</w:t>
       </w:r>
       <w:r>
         <w:t>/</w:t>
       </w:r>
       <w:r>
-        <w:t>1:15:12</w:t>
+        <w:t>1:15:16</w:t>
       </w:r>
     </w:p>
     <w:p>
@@ -717,7 +286,7 @@
                     <pic:cNvPicPr/>
                   </pic:nvPicPr>
                   <pic:blipFill>
-                    <a:blip r:embed="rId15"/>
+                    <a:blip r:embed="rId12"/>
                     <a:stretch>
                       <a:fillRect/>
                     </a:stretch>
@@ -763,7 +332,7 @@
                     <pic:cNvPicPr/>
                   </pic:nvPicPr>
                   <pic:blipFill>
-                    <a:blip r:embed="rId16"/>
+                    <a:blip r:embed="rId13"/>
                     <a:stretch>
                       <a:fillRect/>
                     </a:stretch>
@@ -790,22 +359,89 @@
       </w:r>
     </w:p>
     <w:p/>
+    <w:p>
+      <w:r>
+        <w:t>Today, we baptized at Menlo Church.</w:t>
+      </w:r>
+    </w:p>
+    <w:p>
+      <w:r>
+        <w:t>God’s kingdom is big and eternal.</w:t>
+      </w:r>
+      <w:r>
+        <w:t xml:space="preserve"> We have dozens of people already signed up for this weekend.</w:t>
+      </w:r>
+      <w:r>
+        <w:t xml:space="preserve"> We are really excited about that. We will hear some of their stories too.</w:t>
+      </w:r>
+      <w:r>
+        <w:t xml:space="preserve"> God has been preparing for us. If you feel called for your personal faith for Jesus public through the baptism, we can talk to you.</w:t>
+      </w:r>
+      <w:r>
+        <w:t xml:space="preserve"> We will hear the Sergio life today.</w:t>
+      </w:r>
+    </w:p>
     <w:p/>
     <w:p>
       <w:r>
-        <w:t>23:34/1:15:12</w:t>
+        <w:t>2</w:t>
+      </w:r>
+      <w:r>
+        <w:t>6</w:t>
+      </w:r>
+      <w:r>
+        <w:t>:</w:t>
+      </w:r>
+      <w:r>
+        <w:t>00</w:t>
+      </w:r>
+      <w:r>
+        <w:t>/1:15:16</w:t>
       </w:r>
     </w:p>
     <w:p>
       <w:r>
-        <w:rPr>
-          <w:noProof/>
-        </w:rPr>
+        <w:t>When w</w:t>
+      </w:r>
+      <w:r>
+        <w:t>e take the airplane</w:t>
+      </w:r>
+      <w:r>
+        <w:t xml:space="preserve"> in the airport, we can almost </w:t>
+      </w:r>
+      <w:r>
+        <w:t>feel the place that we are head</w:t>
+      </w:r>
+      <w:r>
+        <w:t>ing</w:t>
+      </w:r>
+      <w:r>
+        <w:t>.</w:t>
+      </w:r>
+      <w:r>
+        <w:t xml:space="preserve"> We see the weather forecast of destination. We almost </w:t>
+      </w:r>
+      <w:r>
+        <w:t xml:space="preserve">feel and </w:t>
+      </w:r>
+      <w:r>
+        <w:t xml:space="preserve">ready to what God who loves </w:t>
+      </w:r>
+      <w:r>
+        <w:t>our arrival</w:t>
+      </w:r>
+      <w:r>
+        <w:t>.</w:t>
+      </w:r>
+    </w:p>
+    <w:p>
+      <w:r>
+        <w:lastRenderedPageBreak/>
         <w:drawing>
-          <wp:inline distT="0" distB="0" distL="0" distR="0" wp14:anchorId="5479B9B2" wp14:editId="5CD5C159">
-            <wp:extent cx="4972744" cy="1914792"/>
-            <wp:effectExtent l="0" t="0" r="0" b="9525"/>
-            <wp:docPr id="1725154670" name="Picture 1"/>
+          <wp:inline distT="0" distB="0" distL="0" distR="0" wp14:anchorId="1544C5D1" wp14:editId="4DD0DC2F">
+            <wp:extent cx="5943600" cy="795020"/>
+            <wp:effectExtent l="0" t="0" r="0" b="5080"/>
+            <wp:docPr id="1069023131" name="Picture 1"/>
             <wp:cNvGraphicFramePr>
               <a:graphicFrameLocks xmlns:a="http://schemas.openxmlformats.org/drawingml/2006/main" noChangeAspect="1"/>
             </wp:cNvGraphicFramePr>
@@ -813,7 +449,255 @@
               <a:graphicData uri="http://schemas.openxmlformats.org/drawingml/2006/picture">
                 <pic:pic xmlns:pic="http://schemas.openxmlformats.org/drawingml/2006/picture">
                   <pic:nvPicPr>
-                    <pic:cNvPr id="1725154670" name=""/>
+                    <pic:cNvPr id="1069023131" name=""/>
+                    <pic:cNvPicPr/>
+                  </pic:nvPicPr>
+                  <pic:blipFill>
+                    <a:blip r:embed="rId14"/>
+                    <a:stretch>
+                      <a:fillRect/>
+                    </a:stretch>
+                  </pic:blipFill>
+                  <pic:spPr>
+                    <a:xfrm>
+                      <a:off x="0" y="0"/>
+                      <a:ext cx="5943600" cy="795020"/>
+                    </a:xfrm>
+                    <a:prstGeom prst="rect">
+                      <a:avLst/>
+                    </a:prstGeom>
+                  </pic:spPr>
+                </pic:pic>
+              </a:graphicData>
+            </a:graphic>
+          </wp:inline>
+        </w:drawing>
+      </w:r>
+    </w:p>
+    <w:p/>
+    <w:p/>
+    <w:p/>
+    <w:p>
+      <w:r>
+        <w:t>2</w:t>
+      </w:r>
+      <w:r>
+        <w:t>8</w:t>
+      </w:r>
+      <w:r>
+        <w:t>:</w:t>
+      </w:r>
+      <w:r>
+        <w:t>24</w:t>
+      </w:r>
+      <w:r>
+        <w:t>/1:15:16</w:t>
+      </w:r>
+    </w:p>
+    <w:p>
+      <w:r>
+        <w:t>400 years ago, God promise to a man Abraham. God said “I am going to give your descendants a land of their own</w:t>
+      </w:r>
+      <w:r>
+        <w:t>. A place to plant, a place to belong</w:t>
+      </w:r>
+      <w:r>
+        <w:t>,</w:t>
+      </w:r>
+      <w:r>
+        <w:t xml:space="preserve"> </w:t>
+      </w:r>
+      <w:r>
+        <w:t>a place where my people will flourish under my care. Four hundred years of promise.”</w:t>
+      </w:r>
+    </w:p>
+    <w:p>
+      <w:r>
+        <w:t>It was 400 hundred years where they lived with that promise. Now, fast forward and Abraham’s descendants end up enslaved in Egypt for generations.</w:t>
+      </w:r>
+    </w:p>
+    <w:p>
+      <w:r>
+        <w:t xml:space="preserve">Then, God sends Moses to bring the descendants out of Egypt. Moses split the sea, drown the army, walks the entire Nation out of slavery in a single night. It was a wild moment in their history.  </w:t>
+      </w:r>
+      <w:r>
+        <w:t xml:space="preserve">They start the journey from Egypt to promise land. </w:t>
+      </w:r>
+      <w:r>
+        <w:t>T</w:t>
+      </w:r>
+      <w:r>
+        <w:t>he promised land is 11 days from Egypt on foot walking.</w:t>
+      </w:r>
+    </w:p>
+    <w:p>
+      <w:r>
+        <w:t>For four hundred years promise, it takes 11 days to walk.</w:t>
+      </w:r>
+    </w:p>
+    <w:p>
+      <w:r>
+        <w:t xml:space="preserve"> </w:t>
+      </w:r>
+    </w:p>
+    <w:p>
+      <w:r>
+        <w:t>Four hundred years period is from Abraham to Exodus.</w:t>
+      </w:r>
+    </w:p>
+    <w:p/>
+    <w:p>
+      <w:r>
+        <w:t>The Israelites complained, doubted, built golden statues while Moses was up on Mountain, getting commandments from God.</w:t>
+      </w:r>
+      <w:r>
+        <w:t xml:space="preserve"> They begged to go back to Egypt for slavery again because of unpredictable promise.</w:t>
+      </w:r>
+      <w:r>
+        <w:t xml:space="preserve"> For several generations, they almost died in the crossed over. Moses </w:t>
+      </w:r>
+      <w:r>
+        <w:t>died in mountain during</w:t>
+      </w:r>
+      <w:r>
+        <w:t xml:space="preserve"> cross over.</w:t>
+      </w:r>
+    </w:p>
+    <w:p>
+      <w:r>
+        <w:t xml:space="preserve">Joshua is Moses successor and </w:t>
+      </w:r>
+      <w:r>
+        <w:t>walk the new generation</w:t>
+      </w:r>
+      <w:r>
+        <w:t xml:space="preserve"> the cross over</w:t>
+      </w:r>
+      <w:r>
+        <w:t xml:space="preserve"> to the edge of Jordan River.</w:t>
+      </w:r>
+      <w:r>
+        <w:t xml:space="preserve"> They build the vineyard at the promise land.</w:t>
+      </w:r>
+      <w:r>
+        <w:t xml:space="preserve"> The Jordan is a calm river. </w:t>
+      </w:r>
+      <w:r>
+        <w:t>It has flood and snow melting down from the mountains.</w:t>
+      </w:r>
+    </w:p>
+    <w:p/>
+    <w:p>
+      <w:r>
+        <w:drawing>
+          <wp:inline distT="0" distB="0" distL="0" distR="0" wp14:anchorId="329FF3C3" wp14:editId="1C18D300">
+            <wp:extent cx="2238375" cy="2455429"/>
+            <wp:effectExtent l="0" t="0" r="0" b="2540"/>
+            <wp:docPr id="1487426075" name="Picture 1"/>
+            <wp:cNvGraphicFramePr>
+              <a:graphicFrameLocks xmlns:a="http://schemas.openxmlformats.org/drawingml/2006/main" noChangeAspect="1"/>
+            </wp:cNvGraphicFramePr>
+            <a:graphic xmlns:a="http://schemas.openxmlformats.org/drawingml/2006/main">
+              <a:graphicData uri="http://schemas.openxmlformats.org/drawingml/2006/picture">
+                <pic:pic xmlns:pic="http://schemas.openxmlformats.org/drawingml/2006/picture">
+                  <pic:nvPicPr>
+                    <pic:cNvPr id="1487426075" name=""/>
+                    <pic:cNvPicPr/>
+                  </pic:nvPicPr>
+                  <pic:blipFill>
+                    <a:blip r:embed="rId15"/>
+                    <a:stretch>
+                      <a:fillRect/>
+                    </a:stretch>
+                  </pic:blipFill>
+                  <pic:spPr>
+                    <a:xfrm>
+                      <a:off x="0" y="0"/>
+                      <a:ext cx="2242898" cy="2460390"/>
+                    </a:xfrm>
+                    <a:prstGeom prst="rect">
+                      <a:avLst/>
+                    </a:prstGeom>
+                  </pic:spPr>
+                </pic:pic>
+              </a:graphicData>
+            </a:graphic>
+          </wp:inline>
+        </w:drawing>
+      </w:r>
+      <w:r>
+        <w:t xml:space="preserve">  </w:t>
+      </w:r>
+      <w:r>
+        <w:drawing>
+          <wp:inline distT="0" distB="0" distL="0" distR="0" wp14:anchorId="699D51B6" wp14:editId="30E87841">
+            <wp:extent cx="2170748" cy="2457450"/>
+            <wp:effectExtent l="0" t="0" r="1270" b="0"/>
+            <wp:docPr id="2045085150" name="Picture 1"/>
+            <wp:cNvGraphicFramePr>
+              <a:graphicFrameLocks xmlns:a="http://schemas.openxmlformats.org/drawingml/2006/main" noChangeAspect="1"/>
+            </wp:cNvGraphicFramePr>
+            <a:graphic xmlns:a="http://schemas.openxmlformats.org/drawingml/2006/main">
+              <a:graphicData uri="http://schemas.openxmlformats.org/drawingml/2006/picture">
+                <pic:pic xmlns:pic="http://schemas.openxmlformats.org/drawingml/2006/picture">
+                  <pic:nvPicPr>
+                    <pic:cNvPr id="2045085150" name=""/>
+                    <pic:cNvPicPr/>
+                  </pic:nvPicPr>
+                  <pic:blipFill>
+                    <a:blip r:embed="rId16"/>
+                    <a:stretch>
+                      <a:fillRect/>
+                    </a:stretch>
+                  </pic:blipFill>
+                  <pic:spPr>
+                    <a:xfrm>
+                      <a:off x="0" y="0"/>
+                      <a:ext cx="2182399" cy="2470639"/>
+                    </a:xfrm>
+                    <a:prstGeom prst="rect">
+                      <a:avLst/>
+                    </a:prstGeom>
+                  </pic:spPr>
+                </pic:pic>
+              </a:graphicData>
+            </a:graphic>
+          </wp:inline>
+        </w:drawing>
+      </w:r>
+    </w:p>
+    <w:p/>
+    <w:p>
+      <w:r>
+        <w:t>32</w:t>
+      </w:r>
+      <w:r>
+        <w:t>:2</w:t>
+      </w:r>
+      <w:r>
+        <w:t>5</w:t>
+      </w:r>
+      <w:r>
+        <w:t>/1:15:16</w:t>
+      </w:r>
+    </w:p>
+    <w:p/>
+    <w:p>
+      <w:r>
+        <w:lastRenderedPageBreak/>
+        <w:drawing>
+          <wp:inline distT="0" distB="0" distL="0" distR="0" wp14:anchorId="36FB8BEA" wp14:editId="4DA1A9DC">
+            <wp:extent cx="2152650" cy="2883612"/>
+            <wp:effectExtent l="0" t="0" r="0" b="0"/>
+            <wp:docPr id="1914362696" name="Picture 1"/>
+            <wp:cNvGraphicFramePr>
+              <a:graphicFrameLocks xmlns:a="http://schemas.openxmlformats.org/drawingml/2006/main" noChangeAspect="1"/>
+            </wp:cNvGraphicFramePr>
+            <a:graphic xmlns:a="http://schemas.openxmlformats.org/drawingml/2006/main">
+              <a:graphicData uri="http://schemas.openxmlformats.org/drawingml/2006/picture">
+                <pic:pic xmlns:pic="http://schemas.openxmlformats.org/drawingml/2006/picture">
+                  <pic:nvPicPr>
+                    <pic:cNvPr id="1914362696" name=""/>
                     <pic:cNvPicPr/>
                   </pic:nvPicPr>
                   <pic:blipFill>
@@ -825,7 +709,7 @@
                   <pic:spPr>
                     <a:xfrm>
                       <a:off x="0" y="0"/>
-                      <a:ext cx="4972744" cy="1914792"/>
+                      <a:ext cx="2157502" cy="2890111"/>
                     </a:xfrm>
                     <a:prstGeom prst="rect">
                       <a:avLst/>
@@ -838,690 +722,24 @@
         </w:drawing>
       </w:r>
     </w:p>
+    <w:p/>
+    <w:p/>
+    <w:p/>
+    <w:p/>
     <w:p>
       <w:r>
-        <w:t>Le</w:t>
-      </w:r>
-      <w:r>
-        <w:t>f</w:t>
-      </w:r>
-      <w:r>
-        <w:t xml:space="preserve">t two persons are Vince </w:t>
-      </w:r>
-      <w:r>
-        <w:t xml:space="preserve">(Husband) and Jo (Wife) </w:t>
-      </w:r>
-      <w:r>
-        <w:t>Vitale.</w:t>
-      </w:r>
-      <w:r>
-        <w:t xml:space="preserve"> Right two persons are Alyssa and Phill EuBank</w:t>
+        <w:t>======</w:t>
       </w:r>
     </w:p>
     <w:p>
       <w:r>
-        <w:t>Vince is from New Jersey.</w:t>
-      </w:r>
-      <w:r>
-        <w:t xml:space="preserve"> </w:t>
-      </w:r>
-      <w:r>
-        <w:t>Jo got a great accent.</w:t>
-      </w:r>
-      <w:r>
-        <w:t xml:space="preserve"> </w:t>
-      </w:r>
-      <w:r>
-        <w:t>They host a podcast together.</w:t>
-      </w:r>
-    </w:p>
-    <w:p/>
-    <w:p>
-      <w:r>
-        <w:lastRenderedPageBreak/>
-        <w:t>24:30/1:15:12</w:t>
-      </w:r>
-    </w:p>
-    <w:p>
-      <w:r>
-        <w:t xml:space="preserve">1. </w:t>
-      </w:r>
-      <w:r>
-        <w:t xml:space="preserve">Phil: </w:t>
-      </w:r>
-      <w:r>
-        <w:t>The</w:t>
-      </w:r>
-      <w:r>
-        <w:t xml:space="preserve"> conversation</w:t>
-      </w:r>
-      <w:r>
-        <w:t xml:space="preserve"> start</w:t>
-      </w:r>
-      <w:r>
-        <w:t>s</w:t>
-      </w:r>
-      <w:r>
-        <w:t xml:space="preserve"> with faith and wisdom of life</w:t>
-      </w:r>
-    </w:p>
-    <w:p>
-      <w:r>
-        <w:t>Joe</w:t>
-      </w:r>
-      <w:r>
-        <w:t xml:space="preserve"> is a researcher </w:t>
-      </w:r>
-      <w:r>
-        <w:t>a</w:t>
-      </w:r>
-      <w:r>
-        <w:t>t Princeton.</w:t>
-      </w:r>
-      <w:r>
-        <w:t xml:space="preserve"> </w:t>
-      </w:r>
-      <w:r>
-        <w:t>Vince’s father is a pastor.</w:t>
-      </w:r>
-      <w:r>
-        <w:t xml:space="preserve"> They have different perspective of God.</w:t>
-      </w:r>
-      <w:r>
-        <w:t xml:space="preserve"> Love is a great motivator than fear.</w:t>
-      </w:r>
-    </w:p>
-    <w:p>
-      <w:r>
-        <w:t>25:10/1:15:12</w:t>
-      </w:r>
-    </w:p>
-    <w:p>
-      <w:r>
-        <w:t xml:space="preserve">a. </w:t>
-      </w:r>
-      <w:r>
-        <w:t>Vince</w:t>
-      </w:r>
-      <w:r>
-        <w:t>: I</w:t>
-      </w:r>
-      <w:r>
-        <w:t xml:space="preserve"> only</w:t>
-      </w:r>
-      <w:r>
-        <w:t xml:space="preserve"> do the neuron-science research</w:t>
-      </w:r>
-      <w:r>
-        <w:t xml:space="preserve"> and sports</w:t>
-      </w:r>
-      <w:r>
-        <w:t xml:space="preserve"> at Princeton University</w:t>
-      </w:r>
-      <w:r>
-        <w:t xml:space="preserve">. Later on, I meet my wife </w:t>
-      </w:r>
-      <w:r>
-        <w:t>Jo</w:t>
-      </w:r>
-      <w:r>
-        <w:t xml:space="preserve"> and start to know Jesus.</w:t>
-      </w:r>
-    </w:p>
-    <w:p>
-      <w:r>
-        <w:t>27:38/1:15:12</w:t>
-      </w:r>
-    </w:p>
-    <w:p>
-      <w:r>
-        <w:t xml:space="preserve">b. </w:t>
-      </w:r>
-      <w:r>
-        <w:t>Jo</w:t>
-      </w:r>
-      <w:r>
-        <w:t>:</w:t>
-      </w:r>
-      <w:r>
-        <w:t xml:space="preserve"> My parents are Pastor.</w:t>
-      </w:r>
-      <w:r>
-        <w:t xml:space="preserve"> Jo and I study Bible</w:t>
-      </w:r>
-      <w:r>
-        <w:t xml:space="preserve"> and share experience</w:t>
-      </w:r>
-      <w:r>
-        <w:t xml:space="preserve"> together.</w:t>
-      </w:r>
-      <w:r>
-        <w:t xml:space="preserve"> </w:t>
-      </w:r>
-    </w:p>
-    <w:p/>
-    <w:p>
-      <w:r>
-        <w:t>30</w:t>
-      </w:r>
-      <w:r>
-        <w:t>:</w:t>
-      </w:r>
-      <w:r>
-        <w:t>0</w:t>
-      </w:r>
-      <w:r>
-        <w:t>0/1:15:12</w:t>
-      </w:r>
-    </w:p>
-    <w:p>
-      <w:r>
-        <w:t xml:space="preserve">2. </w:t>
-      </w:r>
-      <w:r>
-        <w:t xml:space="preserve">Phil: </w:t>
-      </w:r>
-      <w:r>
-        <w:t>Place a</w:t>
-      </w:r>
-      <w:r>
-        <w:t xml:space="preserve">nd </w:t>
-      </w:r>
-      <w:r>
-        <w:t>work</w:t>
-      </w:r>
-    </w:p>
-    <w:p>
-      <w:r>
-        <w:t>31:00/1:15:12</w:t>
-      </w:r>
-    </w:p>
-    <w:p>
-      <w:r>
-        <w:t xml:space="preserve">a. </w:t>
-      </w:r>
-      <w:r>
-        <w:t xml:space="preserve">Vince: </w:t>
-      </w:r>
-      <w:r>
-        <w:t>My research is in neuron science. We have a lot competition and is very dangerous for our soul.</w:t>
-      </w:r>
-      <w:r>
-        <w:t xml:space="preserve"> Love</w:t>
-      </w:r>
-      <w:r>
-        <w:t xml:space="preserve"> and trust</w:t>
-      </w:r>
-      <w:r>
-        <w:t xml:space="preserve"> </w:t>
-      </w:r>
-      <w:r>
-        <w:t>are</w:t>
-      </w:r>
-      <w:r>
-        <w:t xml:space="preserve"> a great motivator than fear.</w:t>
-      </w:r>
-    </w:p>
-    <w:p>
-      <w:r>
-        <w:t>3</w:t>
-      </w:r>
-      <w:r>
-        <w:t>4</w:t>
-      </w:r>
-      <w:r>
-        <w:t>:</w:t>
-      </w:r>
-      <w:r>
-        <w:t>10</w:t>
-      </w:r>
-      <w:r>
-        <w:t>/1:15:12</w:t>
-      </w:r>
-    </w:p>
-    <w:p>
-      <w:r>
-        <w:t xml:space="preserve">b. </w:t>
-      </w:r>
-      <w:r>
-        <w:t>Alys</w:t>
-      </w:r>
-      <w:r>
-        <w:t>s</w:t>
-      </w:r>
-      <w:r>
-        <w:t xml:space="preserve">a: </w:t>
-      </w:r>
-      <w:r>
-        <w:t>We moved to Bay Area and I stay at home</w:t>
-      </w:r>
-      <w:r>
-        <w:t xml:space="preserve"> to raise 4 chi</w:t>
-      </w:r>
-      <w:r>
-        <w:t>l</w:t>
-      </w:r>
-      <w:r>
-        <w:t>dren</w:t>
-      </w:r>
-      <w:r>
-        <w:t xml:space="preserve"> for 16 years</w:t>
-      </w:r>
-      <w:r>
-        <w:t>. People here is very successful in their career.</w:t>
-      </w:r>
-      <w:r>
-        <w:t xml:space="preserve"> </w:t>
-      </w:r>
-      <w:r>
-        <w:t>I do nothing compare to</w:t>
-      </w:r>
-      <w:r>
-        <w:t xml:space="preserve"> successful </w:t>
-      </w:r>
-      <w:r>
-        <w:t xml:space="preserve"> and </w:t>
-      </w:r>
-      <w:r>
-        <w:t>I look at the connection of community.</w:t>
-      </w:r>
-    </w:p>
-    <w:p/>
-    <w:p>
-      <w:r>
-        <w:t>36:00/1:15:12</w:t>
-      </w:r>
-    </w:p>
-    <w:p>
-      <w:r>
-        <w:t xml:space="preserve">3. </w:t>
-      </w:r>
-      <w:r>
-        <w:t xml:space="preserve">Phil: </w:t>
-      </w:r>
-      <w:r>
-        <w:t>Wisdom and knowledge</w:t>
-      </w:r>
-    </w:p>
-    <w:p>
-      <w:r>
-        <w:t>37:46/1:15:12</w:t>
-      </w:r>
-    </w:p>
-    <w:p>
-      <w:r>
-        <w:t xml:space="preserve">a. </w:t>
-      </w:r>
-      <w:r>
-        <w:t>Jo</w:t>
-      </w:r>
-      <w:r>
-        <w:t xml:space="preserve">: </w:t>
-      </w:r>
-      <w:r>
-        <w:t xml:space="preserve">AI bring another way of life. </w:t>
-      </w:r>
-      <w:r>
-        <w:t xml:space="preserve">The AI knowledge </w:t>
-      </w:r>
-      <w:r>
-        <w:t>and we do invest in</w:t>
-      </w:r>
-      <w:r>
-        <w:t xml:space="preserve"> AI way</w:t>
-      </w:r>
-      <w:r>
-        <w:t>,</w:t>
-      </w:r>
-      <w:r>
-        <w:t xml:space="preserve"> influence people</w:t>
-      </w:r>
-      <w:r>
-        <w:t xml:space="preserve"> with evidence</w:t>
-      </w:r>
-      <w:r>
-        <w:t>,</w:t>
-      </w:r>
-      <w:r>
-        <w:t xml:space="preserve"> and Jesus teaching</w:t>
-      </w:r>
-      <w:r>
-        <w:t>.</w:t>
-      </w:r>
-    </w:p>
-    <w:p>
-      <w:r>
-        <w:t>40:50/1:15:12</w:t>
-      </w:r>
-    </w:p>
-    <w:p>
-      <w:r>
-        <w:t xml:space="preserve">b. </w:t>
-      </w:r>
-      <w:r>
-        <w:t xml:space="preserve">Alyssa: </w:t>
-      </w:r>
-      <w:r>
-        <w:t xml:space="preserve">There are millions of resources in the internet. </w:t>
-      </w:r>
-      <w:r>
-        <w:t>I limit</w:t>
-      </w:r>
-      <w:r>
-        <w:t>ed</w:t>
-      </w:r>
-      <w:r>
-        <w:t xml:space="preserve"> the children to access them</w:t>
-      </w:r>
-      <w:r>
-        <w:t>.</w:t>
-      </w:r>
-    </w:p>
-    <w:p/>
-    <w:p>
-      <w:r>
-        <w:t>43:00/1:15:12</w:t>
-      </w:r>
-    </w:p>
-    <w:p>
-      <w:r>
-        <w:t>4.</w:t>
-      </w:r>
-      <w:r>
-        <w:t xml:space="preserve"> </w:t>
-      </w:r>
-      <w:r>
-        <w:t xml:space="preserve">Phil: </w:t>
-      </w:r>
-      <w:r>
-        <w:t>How to Manage</w:t>
-      </w:r>
-      <w:r>
-        <w:t xml:space="preserve"> </w:t>
-      </w:r>
-      <w:r>
-        <w:t>Marriage</w:t>
-      </w:r>
-    </w:p>
-    <w:p>
-      <w:r>
-        <w:t>44:40/1:15:12</w:t>
-      </w:r>
-    </w:p>
-    <w:p>
-      <w:r>
-        <w:t xml:space="preserve">a. </w:t>
-      </w:r>
-      <w:r>
-        <w:t>Vince</w:t>
-      </w:r>
-      <w:r>
-        <w:t xml:space="preserve">: </w:t>
-      </w:r>
-      <w:r>
-        <w:t>What is God think of you?</w:t>
-      </w:r>
-      <w:r>
-        <w:t xml:space="preserve"> I do better month to month.</w:t>
-      </w:r>
-      <w:r>
-        <w:t xml:space="preserve"> Go</w:t>
-      </w:r>
-      <w:r>
-        <w:t>d</w:t>
-      </w:r>
-      <w:r>
-        <w:t xml:space="preserve"> gives us unconditional love.</w:t>
-      </w:r>
-    </w:p>
-    <w:p>
-      <w:r>
-        <w:t>47:14/1:15:12</w:t>
-      </w:r>
-    </w:p>
-    <w:p>
-      <w:r>
-        <w:t>b. Jo</w:t>
-      </w:r>
-      <w:r>
-        <w:t>:</w:t>
-      </w:r>
-      <w:r>
-        <w:t xml:space="preserve"> We experience</w:t>
-      </w:r>
-      <w:r>
-        <w:t xml:space="preserve"> </w:t>
-      </w:r>
-      <w:r>
-        <w:t xml:space="preserve">and share </w:t>
-      </w:r>
-      <w:r>
-        <w:t>God</w:t>
-      </w:r>
-      <w:r>
-        <w:t xml:space="preserve"> love each other.</w:t>
-      </w:r>
-    </w:p>
-    <w:p/>
-    <w:p>
-      <w:r>
-        <w:t>49:00/1:15:12</w:t>
-      </w:r>
-    </w:p>
-    <w:p>
-      <w:r>
-        <w:t xml:space="preserve">5. </w:t>
-      </w:r>
-      <w:r>
-        <w:t xml:space="preserve">Phil: </w:t>
-      </w:r>
-      <w:r>
-        <w:t xml:space="preserve">Day to day </w:t>
-      </w:r>
-      <w:r>
-        <w:t>Practic</w:t>
-      </w:r>
-      <w:r>
-        <w:t>e</w:t>
-      </w:r>
-    </w:p>
-    <w:p>
-      <w:r>
-        <w:t>49</w:t>
-      </w:r>
-      <w:r>
-        <w:t>:</w:t>
-      </w:r>
-      <w:r>
-        <w:t>33</w:t>
-      </w:r>
-      <w:r>
-        <w:t>/1:15:12</w:t>
-      </w:r>
-    </w:p>
-    <w:p>
-      <w:r>
-        <w:t xml:space="preserve">a. </w:t>
-      </w:r>
-      <w:r>
-        <w:t>Vince</w:t>
-      </w:r>
-      <w:r>
-        <w:t>:</w:t>
-      </w:r>
-      <w:r>
-        <w:t xml:space="preserve"> When I have deep question, I ask God what should I do.</w:t>
-      </w:r>
-    </w:p>
-    <w:p>
-      <w:r>
-        <w:t>51:10/1:15:12</w:t>
-      </w:r>
-    </w:p>
-    <w:p>
-      <w:r>
-        <w:t>b. Jo</w:t>
-      </w:r>
-      <w:r>
-        <w:t>: I have life conversation</w:t>
-      </w:r>
-      <w:r>
-        <w:t xml:space="preserve"> with God</w:t>
-      </w:r>
-      <w:r>
-        <w:t>.</w:t>
-      </w:r>
-      <w:r>
-        <w:t xml:space="preserve"> </w:t>
-      </w:r>
-    </w:p>
-    <w:p>
-      <w:r>
-        <w:t>52:</w:t>
-      </w:r>
-      <w:r>
-        <w:t>09</w:t>
-      </w:r>
-      <w:r>
-        <w:t>/1:15:12</w:t>
-      </w:r>
-    </w:p>
-    <w:p>
-      <w:r>
-        <w:t xml:space="preserve">c. </w:t>
-      </w:r>
-      <w:r>
-        <w:t>Alyssa:</w:t>
-      </w:r>
-      <w:r>
-        <w:t xml:space="preserve"> When you have tough situation, you will go through it.</w:t>
-      </w:r>
-    </w:p>
-    <w:p/>
-    <w:p>
-      <w:r>
-        <w:t>54:</w:t>
-      </w:r>
-      <w:r>
-        <w:t>3</w:t>
-      </w:r>
-      <w:r>
-        <w:t>0/1:15:12</w:t>
-      </w:r>
-    </w:p>
-    <w:p>
-      <w:r>
-        <w:t xml:space="preserve">Phill: When you have Eternity inside you, </w:t>
-      </w:r>
-      <w:r>
-        <w:t xml:space="preserve">how </w:t>
-      </w:r>
-      <w:r>
-        <w:t xml:space="preserve">will </w:t>
-      </w:r>
-      <w:r>
-        <w:t xml:space="preserve">you </w:t>
-      </w:r>
-      <w:r>
-        <w:t>go through the difficulty</w:t>
-      </w:r>
-      <w:r>
-        <w:t>?</w:t>
-      </w:r>
-    </w:p>
-    <w:p/>
-    <w:p>
-      <w:r>
-        <w:lastRenderedPageBreak/>
-        <w:t>55:10/1:15:12</w:t>
-      </w:r>
-    </w:p>
-    <w:p>
-      <w:r>
-        <w:t>Vince</w:t>
-      </w:r>
-      <w:r>
-        <w:t xml:space="preserve">: </w:t>
-      </w:r>
-      <w:r>
-        <w:t>Jo</w:t>
-      </w:r>
-      <w:r>
-        <w:t xml:space="preserve"> ha</w:t>
-      </w:r>
-      <w:r>
-        <w:t>s thyroid biopsy result 50% of cancer.</w:t>
-      </w:r>
-      <w:r>
-        <w:t xml:space="preserve"> </w:t>
-      </w:r>
-      <w:r>
-        <w:t xml:space="preserve">She has </w:t>
-      </w:r>
-      <w:r>
-        <w:t>surgery and remove</w:t>
-      </w:r>
-      <w:r>
-        <w:t>d</w:t>
-      </w:r>
-      <w:r>
-        <w:t xml:space="preserve"> half of</w:t>
-      </w:r>
-      <w:r>
-        <w:t xml:space="preserve"> Thyroid</w:t>
-      </w:r>
-      <w:r>
-        <w:t xml:space="preserve"> organ and pass the difficult time</w:t>
-      </w:r>
-      <w:r>
-        <w:t>.</w:t>
-      </w:r>
-      <w:r>
-        <w:t xml:space="preserve"> We go through with Eternity plan of God.</w:t>
-      </w:r>
-    </w:p>
-    <w:p/>
-    <w:p>
-      <w:r>
-        <w:t>55:10/1:15:12</w:t>
-      </w:r>
-    </w:p>
-    <w:p>
-      <w:r>
-        <w:t xml:space="preserve">7. Phil: We pray for God’s heal </w:t>
-      </w:r>
-      <w:r>
-        <w:t xml:space="preserve">Joe </w:t>
-      </w:r>
-      <w:r>
-        <w:t xml:space="preserve">and walk </w:t>
-      </w:r>
-      <w:r>
-        <w:t xml:space="preserve">Vince </w:t>
-      </w:r>
-      <w:r>
-        <w:t>with wisdom.</w:t>
-      </w:r>
-    </w:p>
-    <w:p>
-      <w:r>
-        <w:t xml:space="preserve"> </w:t>
-      </w:r>
-    </w:p>
-    <w:p>
-      <w:r>
-        <w:t>======</w:t>
-      </w:r>
-    </w:p>
-    <w:p>
-      <w:r>
         <w:t>05</w:t>
       </w:r>
       <w:r>
         <w:t>/</w:t>
       </w:r>
       <w:r>
-        <w:t>16/</w:t>
+        <w:t>23/</w:t>
       </w:r>
       <w:r>
         <w:t>202</w:t>
@@ -1533,7 +751,7 @@
         <w:t xml:space="preserve">, </w:t>
       </w:r>
       <w:r>
-        <w:t>Menlo Church Worship (Summary of last week, 05/10/2028)</w:t>
+        <w:t>Menlo Church Worship (Summary of last week, 05/17/2028)</w:t>
       </w:r>
     </w:p>
     <w:p>
@@ -1542,2661 +760,21 @@
           <w:rPr>
             <w:rStyle w:val="Hyperlink"/>
           </w:rPr>
-          <w:t>https://www.youtube.com/live/r1hc4T-NgcQ?si=tY031W7Ma2Ix5ZbO</w:t>
+          <w:t>https://www.youtube.com/live/BsqlsWZC1xo?si=8qqGgYWNtSdLqrKr</w:t>
         </w:r>
       </w:hyperlink>
     </w:p>
     <w:p>
       <w:r>
-        <w:t xml:space="preserve">No One Ever Told Me | Mother's Day | Vince &amp; Jo Vitale, Phil &amp; Alyssa EuBank </w:t>
-      </w:r>
-      <w:r>
-        <w:t>(</w:t>
-      </w:r>
-      <w:r>
-        <w:t>Phil EuBank, Lead Pastor</w:t>
-      </w:r>
-      <w:r>
-        <w:t>)</w:t>
+        <w:t>Baptism Sunday</w:t>
+      </w:r>
+      <w:r>
+        <w:t xml:space="preserve"> | Phil &amp; Alyssa EuBank </w:t>
       </w:r>
     </w:p>
     <w:p/>
-    <w:p>
-      <w:r>
-        <w:t xml:space="preserve">"No One Ever Told Me" is a special Mother’s Day message and podcast episode produced by </w:t>
-      </w:r>
-      <w:hyperlink r:id="rId19" w:tgtFrame="_blank" w:history="1">
-        <w:r>
-          <w:rPr>
-            <w:rStyle w:val="Hyperlink"/>
-          </w:rPr>
-          <w:t>Menlo Church</w:t>
-        </w:r>
-      </w:hyperlink>
-      <w:r>
-        <w:t>. The discussion features an honest, podcast-style conversation between Vince &amp; Jo Vitale alongside Phil &amp; Alyssa EuBank.</w:t>
-      </w:r>
-    </w:p>
-    <w:p/>
-    <w:p>
-      <w:r>
-        <w:t>Dr. Vince Vitale, MS and PhD (DPhil), University of Oxford, Oxford and Princeton Faculty,</w:t>
-      </w:r>
-    </w:p>
-    <w:p>
-      <w:r>
-        <w:t>Dr. Jo Vitale: PhD (DPhil) in Old Testament studies, University of Oxford. She focuses on the biblical women, beauty, and overcoming blame culture.</w:t>
-      </w:r>
-    </w:p>
-    <w:p/>
-    <w:p>
-      <w:r>
-        <w:t xml:space="preserve">Vince &amp; Jo Vitale  have </w:t>
-      </w:r>
-      <w:r>
-        <w:t>two young</w:t>
-      </w:r>
-      <w:r>
-        <w:t xml:space="preserve"> Boy</w:t>
-      </w:r>
-      <w:r>
-        <w:t xml:space="preserve"> children named Raphael and Jonathan. </w:t>
-      </w:r>
-    </w:p>
-    <w:p>
-      <w:r>
-        <w:t>Phil and Alyssa EuBank have four children. </w:t>
-      </w:r>
-    </w:p>
-    <w:p/>
-    <w:p>
-      <w:r>
-        <w:t xml:space="preserve">1. </w:t>
-      </w:r>
-      <w:r>
-        <w:t>Phi</w:t>
-      </w:r>
-      <w:r>
-        <w:t>l</w:t>
-      </w:r>
-      <w:r>
-        <w:t xml:space="preserve">: </w:t>
-      </w:r>
-      <w:r>
-        <w:t>The conversation start</w:t>
-      </w:r>
-      <w:r>
-        <w:t>s</w:t>
-      </w:r>
-      <w:r>
-        <w:t xml:space="preserve"> with faith and wisdom of life</w:t>
-      </w:r>
-    </w:p>
-    <w:p>
-      <w:r>
-        <w:t>Joe is a researcher at Princeton. Vince’s father is a pastor. They have different perspective of God. Love is a great motivator than fear.</w:t>
-      </w:r>
-    </w:p>
-    <w:p>
-      <w:r>
-        <w:t xml:space="preserve">a. </w:t>
-      </w:r>
-      <w:r>
-        <w:t>Vince: I only do the neuron-science research and sports at Princeton University. Later on, I meet my wife Jo and start to know Jesus.</w:t>
-      </w:r>
-    </w:p>
-    <w:p>
-      <w:r>
-        <w:t xml:space="preserve">b. </w:t>
-      </w:r>
-      <w:r>
-        <w:t xml:space="preserve">Jo: My parents are Pastor. Jo and I study Bible and share experience together. </w:t>
-      </w:r>
-    </w:p>
-    <w:p>
-      <w:r>
-        <w:t xml:space="preserve">2. </w:t>
-      </w:r>
-      <w:r>
-        <w:t xml:space="preserve">Phi: </w:t>
-      </w:r>
-      <w:r>
-        <w:t>Place and work:</w:t>
-      </w:r>
-    </w:p>
-    <w:p>
-      <w:r>
-        <w:t>a. Vince: My research is in neuron science. We have a lot competition and is very dangerous for our soul. Love and trust are a great motivator than fear.</w:t>
-      </w:r>
-    </w:p>
-    <w:p>
-      <w:r>
-        <w:t>b. Alyssa: We moved to Bay Area and I stay at home to raise 4 children for 16 years. People here is very successful in their career. I do nothing compare to successful  and I look at the connection of community.</w:t>
-      </w:r>
-    </w:p>
-    <w:p>
-      <w:r>
-        <w:t xml:space="preserve">3. </w:t>
-      </w:r>
-      <w:r>
-        <w:t xml:space="preserve">Phil: </w:t>
-      </w:r>
-      <w:r>
-        <w:t xml:space="preserve">Wisdom and knowledge </w:t>
-      </w:r>
-    </w:p>
-    <w:p>
-      <w:r>
-        <w:t>a. Jo: AI bring another way of life. The AI knowledge and we do invest in AI way, influence people with evidence, and Jesus teaching.</w:t>
-      </w:r>
-    </w:p>
-    <w:p>
-      <w:r>
-        <w:t>b. Alyssa: There are millions of resources in the internet. I limit</w:t>
-      </w:r>
-      <w:r>
-        <w:t>ed</w:t>
-      </w:r>
-      <w:r>
-        <w:t xml:space="preserve"> the children to access them.</w:t>
-      </w:r>
-    </w:p>
-    <w:p>
-      <w:r>
-        <w:t xml:space="preserve">4. </w:t>
-      </w:r>
-      <w:r>
-        <w:t xml:space="preserve">Phil: </w:t>
-      </w:r>
-      <w:r>
-        <w:t>How to Manage Marriage</w:t>
-      </w:r>
-    </w:p>
-    <w:p>
-      <w:r>
-        <w:t>a. Vince: What is God think of you? I do better month to month. God gives us unconditional love.</w:t>
-      </w:r>
-    </w:p>
-    <w:p>
-      <w:r>
-        <w:t>b. Jo: We experience and share God love each other.</w:t>
-      </w:r>
-    </w:p>
-    <w:p>
-      <w:r>
-        <w:t xml:space="preserve">5. </w:t>
-      </w:r>
-      <w:r>
-        <w:t xml:space="preserve">Phil: </w:t>
-      </w:r>
-      <w:r>
-        <w:t>Day to day Practice</w:t>
-      </w:r>
-    </w:p>
-    <w:p>
-      <w:r>
-        <w:t>a. Vince: When I have deep question, I ask God what should I do.</w:t>
-      </w:r>
-    </w:p>
-    <w:p>
-      <w:r>
-        <w:t xml:space="preserve">b. Jo: I have life conversation with God. </w:t>
-      </w:r>
-    </w:p>
-    <w:p>
-      <w:r>
-        <w:t>c. Alyssa: When you have tough situation, you will go through it.</w:t>
-      </w:r>
-    </w:p>
-    <w:p>
-      <w:r>
-        <w:t>6. Phill: When you have Eternity inside you, how will you go through the difficulty?</w:t>
-      </w:r>
-    </w:p>
-    <w:p>
-      <w:r>
-        <w:lastRenderedPageBreak/>
-        <w:t>Vince: Jo has thyroid biopsy result 50% of cancer. She has surgery and removed half of Thyroid organ and pass the difficult time. We go through with Eternity plan of God.</w:t>
-      </w:r>
-    </w:p>
-    <w:p>
-      <w:r>
-        <w:t>7. Phil: We pray for God’s heal Joe and walk Vince with wisdom.</w:t>
-      </w:r>
-    </w:p>
-    <w:p/>
-    <w:p/>
-    <w:p>
-      <w:r>
-        <w:t>==&gt; Mandarin</w:t>
-      </w:r>
-    </w:p>
-    <w:p>
-      <w:pPr>
-        <w:rPr>
-          <w:rFonts w:hint="eastAsia"/>
-        </w:rPr>
-      </w:pPr>
-      <w:r>
-        <w:br/>
-      </w:r>
-      <w:r>
-        <w:rPr>
-          <w:rFonts w:hint="eastAsia"/>
-        </w:rPr>
-        <w:t>2026</w:t>
-      </w:r>
-      <w:r>
-        <w:rPr>
-          <w:rFonts w:hint="eastAsia"/>
-        </w:rPr>
-        <w:t>年</w:t>
-      </w:r>
-      <w:r>
-        <w:rPr>
-          <w:rFonts w:hint="eastAsia"/>
-        </w:rPr>
-        <w:t>5</w:t>
-      </w:r>
-      <w:r>
-        <w:rPr>
-          <w:rFonts w:hint="eastAsia"/>
-        </w:rPr>
-        <w:t>月</w:t>
-      </w:r>
-      <w:r>
-        <w:rPr>
-          <w:rFonts w:hint="eastAsia"/>
-        </w:rPr>
-        <w:t>16</w:t>
-      </w:r>
-      <w:r>
-        <w:rPr>
-          <w:rFonts w:hint="eastAsia"/>
-        </w:rPr>
-        <w:t>日，</w:t>
-      </w:r>
-      <w:r>
-        <w:rPr>
-          <w:rFonts w:hint="eastAsia"/>
-        </w:rPr>
-        <w:t xml:space="preserve">Menlo Church </w:t>
-      </w:r>
-      <w:r>
-        <w:rPr>
-          <w:rFonts w:hint="eastAsia"/>
-        </w:rPr>
-        <w:t>崇拜（上週回顧，</w:t>
-      </w:r>
-      <w:r>
-        <w:rPr>
-          <w:rFonts w:hint="eastAsia"/>
-        </w:rPr>
-        <w:t>2028</w:t>
-      </w:r>
-      <w:r>
-        <w:rPr>
-          <w:rFonts w:hint="eastAsia"/>
-        </w:rPr>
-        <w:t>年</w:t>
-      </w:r>
-      <w:r>
-        <w:rPr>
-          <w:rFonts w:hint="eastAsia"/>
-        </w:rPr>
-        <w:t>5</w:t>
-      </w:r>
-      <w:r>
-        <w:rPr>
-          <w:rFonts w:hint="eastAsia"/>
-        </w:rPr>
-        <w:t>月</w:t>
-      </w:r>
-      <w:r>
-        <w:rPr>
-          <w:rFonts w:hint="eastAsia"/>
-        </w:rPr>
-        <w:t>10</w:t>
-      </w:r>
-      <w:r>
-        <w:rPr>
-          <w:rFonts w:hint="eastAsia"/>
-        </w:rPr>
-        <w:t>日）</w:t>
-      </w:r>
-    </w:p>
-    <w:p>
-      <w:pPr>
-        <w:rPr>
-          <w:rFonts w:hint="eastAsia"/>
-        </w:rPr>
-      </w:pPr>
-      <w:r>
-        <w:rPr>
-          <w:rFonts w:hint="eastAsia"/>
-        </w:rPr>
-        <w:t>https://www.youtube.com/live/r1hc4T-NgcQ?si=tY031W7Ma2Ix5ZbO</w:t>
-      </w:r>
-    </w:p>
-    <w:p>
-      <w:pPr>
-        <w:rPr>
-          <w:rFonts w:hint="eastAsia"/>
-        </w:rPr>
-      </w:pPr>
-      <w:proofErr w:type="spellStart"/>
-      <w:r>
-        <w:rPr>
-          <w:rFonts w:hint="eastAsia"/>
-        </w:rPr>
-        <w:t>從未有人告訴我</w:t>
-      </w:r>
-      <w:proofErr w:type="spellEnd"/>
-      <w:r>
-        <w:rPr>
-          <w:rFonts w:hint="eastAsia"/>
-        </w:rPr>
-        <w:t xml:space="preserve"> | </w:t>
-      </w:r>
-      <w:proofErr w:type="spellStart"/>
-      <w:r>
-        <w:rPr>
-          <w:rFonts w:hint="eastAsia"/>
-        </w:rPr>
-        <w:t>母親節特輯</w:t>
-      </w:r>
-      <w:proofErr w:type="spellEnd"/>
-      <w:r>
-        <w:rPr>
-          <w:rFonts w:hint="eastAsia"/>
-        </w:rPr>
-        <w:t xml:space="preserve"> | Vince &amp; Jo </w:t>
-      </w:r>
-      <w:proofErr w:type="spellStart"/>
-      <w:r>
-        <w:rPr>
-          <w:rFonts w:hint="eastAsia"/>
-        </w:rPr>
-        <w:t>Vitale</w:t>
-      </w:r>
-      <w:r>
-        <w:rPr>
-          <w:rFonts w:hint="eastAsia"/>
-        </w:rPr>
-        <w:t>，</w:t>
-      </w:r>
-      <w:r>
-        <w:rPr>
-          <w:rFonts w:hint="eastAsia"/>
-        </w:rPr>
-        <w:t>Phil</w:t>
-      </w:r>
-      <w:proofErr w:type="spellEnd"/>
-      <w:r>
-        <w:rPr>
-          <w:rFonts w:hint="eastAsia"/>
-        </w:rPr>
-        <w:t xml:space="preserve"> &amp; Alyssa </w:t>
-      </w:r>
-      <w:proofErr w:type="spellStart"/>
-      <w:r>
-        <w:rPr>
-          <w:rFonts w:hint="eastAsia"/>
-        </w:rPr>
-        <w:t>EuBank</w:t>
-      </w:r>
-      <w:r>
-        <w:rPr>
-          <w:rFonts w:hint="eastAsia"/>
-        </w:rPr>
-        <w:t>（</w:t>
-      </w:r>
-      <w:r>
-        <w:rPr>
-          <w:rFonts w:hint="eastAsia"/>
-        </w:rPr>
-        <w:t>Phil</w:t>
-      </w:r>
-      <w:proofErr w:type="spellEnd"/>
-      <w:r>
-        <w:rPr>
-          <w:rFonts w:hint="eastAsia"/>
-        </w:rPr>
-        <w:t xml:space="preserve"> </w:t>
-      </w:r>
-      <w:proofErr w:type="spellStart"/>
-      <w:r>
-        <w:rPr>
-          <w:rFonts w:hint="eastAsia"/>
-        </w:rPr>
-        <w:t>EuBank</w:t>
-      </w:r>
-      <w:r>
-        <w:rPr>
-          <w:rFonts w:hint="eastAsia"/>
-        </w:rPr>
-        <w:t>，主任牧師</w:t>
-      </w:r>
-      <w:proofErr w:type="spellEnd"/>
-      <w:r>
-        <w:rPr>
-          <w:rFonts w:hint="eastAsia"/>
-        </w:rPr>
-        <w:t>）</w:t>
-      </w:r>
-    </w:p>
-    <w:p>
-      <w:pPr>
-        <w:rPr>
-          <w:rFonts w:hint="eastAsia"/>
-        </w:rPr>
-      </w:pPr>
-    </w:p>
-    <w:p>
-      <w:pPr>
-        <w:rPr>
-          <w:rFonts w:hint="eastAsia"/>
-        </w:rPr>
-      </w:pPr>
-      <w:r>
-        <w:rPr>
-          <w:rFonts w:hint="eastAsia"/>
-        </w:rPr>
-        <w:t>《</w:t>
-      </w:r>
-      <w:proofErr w:type="spellStart"/>
-      <w:r>
-        <w:rPr>
-          <w:rFonts w:hint="eastAsia"/>
-        </w:rPr>
-        <w:t>從未有人告訴我</w:t>
-      </w:r>
-      <w:proofErr w:type="spellEnd"/>
-      <w:r>
-        <w:rPr>
-          <w:rFonts w:hint="eastAsia"/>
-        </w:rPr>
-        <w:t>》（</w:t>
-      </w:r>
-      <w:r>
-        <w:rPr>
-          <w:rFonts w:hint="eastAsia"/>
-        </w:rPr>
-        <w:t xml:space="preserve">No One Ever Told </w:t>
-      </w:r>
-      <w:proofErr w:type="spellStart"/>
-      <w:r>
-        <w:rPr>
-          <w:rFonts w:hint="eastAsia"/>
-        </w:rPr>
-        <w:t>Me</w:t>
-      </w:r>
-      <w:r>
-        <w:rPr>
-          <w:rFonts w:hint="eastAsia"/>
-        </w:rPr>
-        <w:t>）是</w:t>
-      </w:r>
-      <w:proofErr w:type="spellEnd"/>
-      <w:r>
-        <w:rPr>
-          <w:rFonts w:hint="eastAsia"/>
-        </w:rPr>
-        <w:t xml:space="preserve"> Menlo Church </w:t>
-      </w:r>
-      <w:proofErr w:type="spellStart"/>
-      <w:r>
-        <w:rPr>
-          <w:rFonts w:hint="eastAsia"/>
-        </w:rPr>
-        <w:t>製作的一期特別的母親節資訊分享及播客節目。節目以播客的形式呈現，由</w:t>
-      </w:r>
-      <w:proofErr w:type="spellEnd"/>
-      <w:r>
-        <w:rPr>
-          <w:rFonts w:hint="eastAsia"/>
-        </w:rPr>
-        <w:t xml:space="preserve"> Vince &amp; Jo Vitale </w:t>
-      </w:r>
-      <w:r>
-        <w:rPr>
-          <w:rFonts w:hint="eastAsia"/>
-        </w:rPr>
-        <w:t>與</w:t>
-      </w:r>
-      <w:r>
-        <w:rPr>
-          <w:rFonts w:hint="eastAsia"/>
-        </w:rPr>
-        <w:t xml:space="preserve"> Phil &amp; Alyssa EuBank </w:t>
-      </w:r>
-      <w:proofErr w:type="spellStart"/>
-      <w:r>
-        <w:rPr>
-          <w:rFonts w:hint="eastAsia"/>
-        </w:rPr>
-        <w:t>展開了一場坦誠、深入的對話</w:t>
-      </w:r>
-      <w:proofErr w:type="spellEnd"/>
-      <w:r>
-        <w:rPr>
-          <w:rFonts w:hint="eastAsia"/>
-        </w:rPr>
-        <w:t>。</w:t>
-      </w:r>
-    </w:p>
-    <w:p>
-      <w:pPr>
-        <w:rPr>
-          <w:rFonts w:hint="eastAsia"/>
-        </w:rPr>
-      </w:pPr>
-    </w:p>
-    <w:p>
-      <w:pPr>
-        <w:rPr>
-          <w:rFonts w:hint="eastAsia"/>
-        </w:rPr>
-      </w:pPr>
-      <w:r>
-        <w:rPr>
-          <w:rFonts w:hint="eastAsia"/>
-        </w:rPr>
-        <w:t xml:space="preserve">Vince Vitale </w:t>
-      </w:r>
-      <w:proofErr w:type="spellStart"/>
-      <w:r>
-        <w:rPr>
-          <w:rFonts w:hint="eastAsia"/>
-        </w:rPr>
-        <w:t>博士：牛津大學理學碩士（</w:t>
-      </w:r>
-      <w:r>
-        <w:rPr>
-          <w:rFonts w:hint="eastAsia"/>
-        </w:rPr>
-        <w:t>MS</w:t>
-      </w:r>
-      <w:r>
-        <w:rPr>
-          <w:rFonts w:hint="eastAsia"/>
-        </w:rPr>
-        <w:t>）及哲學博士（</w:t>
-      </w:r>
-      <w:r>
-        <w:rPr>
-          <w:rFonts w:hint="eastAsia"/>
-        </w:rPr>
-        <w:t>DPhil</w:t>
-      </w:r>
-      <w:r>
-        <w:rPr>
-          <w:rFonts w:hint="eastAsia"/>
-        </w:rPr>
-        <w:t>）學位，現任牛津大學及普林斯頓大學教職人員</w:t>
-      </w:r>
-      <w:proofErr w:type="spellEnd"/>
-      <w:r>
-        <w:rPr>
-          <w:rFonts w:hint="eastAsia"/>
-        </w:rPr>
-        <w:t>。</w:t>
-      </w:r>
-    </w:p>
-    <w:p>
-      <w:pPr>
-        <w:rPr>
-          <w:rFonts w:hint="eastAsia"/>
-        </w:rPr>
-      </w:pPr>
-      <w:r>
-        <w:rPr>
-          <w:rFonts w:hint="eastAsia"/>
-        </w:rPr>
-        <w:t xml:space="preserve">Jo Vitale </w:t>
-      </w:r>
-      <w:r>
-        <w:rPr>
-          <w:rFonts w:hint="eastAsia"/>
-        </w:rPr>
-        <w:t>博士：牛津大學舊約聖經研究哲學博士（</w:t>
-      </w:r>
-      <w:r>
-        <w:rPr>
-          <w:rFonts w:hint="eastAsia"/>
-        </w:rPr>
-        <w:t>DPhil</w:t>
-      </w:r>
-      <w:r>
-        <w:rPr>
-          <w:rFonts w:hint="eastAsia"/>
-        </w:rPr>
-        <w:t>）。她的研究重點包括聖經中的女性人物、美的議題，以及如何超越「指責文化」（</w:t>
-      </w:r>
-      <w:r>
-        <w:rPr>
-          <w:rFonts w:hint="eastAsia"/>
-        </w:rPr>
-        <w:t>blame culture</w:t>
-      </w:r>
-      <w:r>
-        <w:rPr>
-          <w:rFonts w:hint="eastAsia"/>
-        </w:rPr>
-        <w:t>）。</w:t>
-      </w:r>
-    </w:p>
-    <w:p>
-      <w:pPr>
-        <w:rPr>
-          <w:rFonts w:hint="eastAsia"/>
-        </w:rPr>
-      </w:pPr>
-    </w:p>
-    <w:p>
-      <w:pPr>
-        <w:rPr>
-          <w:rFonts w:hint="eastAsia"/>
-        </w:rPr>
-      </w:pPr>
-      <w:r>
-        <w:rPr>
-          <w:rFonts w:hint="eastAsia"/>
-        </w:rPr>
-        <w:t xml:space="preserve">Vince </w:t>
-      </w:r>
-      <w:r>
-        <w:rPr>
-          <w:rFonts w:hint="eastAsia"/>
-        </w:rPr>
-        <w:t>與</w:t>
-      </w:r>
-      <w:r>
-        <w:rPr>
-          <w:rFonts w:hint="eastAsia"/>
-        </w:rPr>
-        <w:t xml:space="preserve"> Jo Vitale </w:t>
-      </w:r>
-      <w:proofErr w:type="spellStart"/>
-      <w:r>
-        <w:rPr>
-          <w:rFonts w:hint="eastAsia"/>
-        </w:rPr>
-        <w:t>育有兩個年幼的兒子，分別名為</w:t>
-      </w:r>
-      <w:proofErr w:type="spellEnd"/>
-      <w:r>
-        <w:rPr>
-          <w:rFonts w:hint="eastAsia"/>
-        </w:rPr>
-        <w:t xml:space="preserve"> Raphael </w:t>
-      </w:r>
-      <w:r>
-        <w:rPr>
-          <w:rFonts w:hint="eastAsia"/>
-        </w:rPr>
-        <w:t>和</w:t>
-      </w:r>
-      <w:r>
-        <w:rPr>
-          <w:rFonts w:hint="eastAsia"/>
-        </w:rPr>
-        <w:t xml:space="preserve"> Jonathan</w:t>
-      </w:r>
-      <w:r>
-        <w:rPr>
-          <w:rFonts w:hint="eastAsia"/>
-        </w:rPr>
-        <w:t>。</w:t>
-      </w:r>
-    </w:p>
-    <w:p>
-      <w:pPr>
-        <w:rPr>
-          <w:rFonts w:hint="eastAsia"/>
-        </w:rPr>
-      </w:pPr>
-      <w:r>
-        <w:rPr>
-          <w:rFonts w:hint="eastAsia"/>
-        </w:rPr>
-        <w:t xml:space="preserve">Phil </w:t>
-      </w:r>
-      <w:r>
-        <w:rPr>
-          <w:rFonts w:hint="eastAsia"/>
-        </w:rPr>
-        <w:t>與</w:t>
-      </w:r>
-      <w:r>
-        <w:rPr>
-          <w:rFonts w:hint="eastAsia"/>
-        </w:rPr>
-        <w:t xml:space="preserve"> Alyssa EuBank </w:t>
-      </w:r>
-      <w:proofErr w:type="spellStart"/>
-      <w:r>
-        <w:rPr>
-          <w:rFonts w:hint="eastAsia"/>
-        </w:rPr>
-        <w:t>夫婦則育有四個孩子</w:t>
-      </w:r>
-      <w:proofErr w:type="spellEnd"/>
-      <w:r>
-        <w:rPr>
-          <w:rFonts w:hint="eastAsia"/>
-        </w:rPr>
-        <w:t>。</w:t>
-      </w:r>
-    </w:p>
-    <w:p>
-      <w:pPr>
-        <w:rPr>
-          <w:rFonts w:hint="eastAsia"/>
-        </w:rPr>
-      </w:pPr>
-    </w:p>
-    <w:p>
-      <w:pPr>
-        <w:rPr>
-          <w:rFonts w:hint="eastAsia"/>
-        </w:rPr>
-      </w:pPr>
-      <w:r>
-        <w:rPr>
-          <w:rFonts w:hint="eastAsia"/>
-        </w:rPr>
-        <w:t xml:space="preserve">1. </w:t>
-      </w:r>
-      <w:proofErr w:type="spellStart"/>
-      <w:r>
-        <w:rPr>
-          <w:rFonts w:hint="eastAsia"/>
-        </w:rPr>
-        <w:t>Phil</w:t>
-      </w:r>
-      <w:r>
-        <w:rPr>
-          <w:rFonts w:hint="eastAsia"/>
-        </w:rPr>
-        <w:t>：對話始於「信仰」與「生命的智慧</w:t>
-      </w:r>
-      <w:proofErr w:type="spellEnd"/>
-      <w:r>
-        <w:rPr>
-          <w:rFonts w:hint="eastAsia"/>
-        </w:rPr>
-        <w:t>」。</w:t>
-      </w:r>
-    </w:p>
-    <w:p>
-      <w:pPr>
-        <w:rPr>
-          <w:rFonts w:hint="eastAsia"/>
-        </w:rPr>
-      </w:pPr>
-      <w:r>
-        <w:rPr>
-          <w:rFonts w:hint="eastAsia"/>
-        </w:rPr>
-        <w:t xml:space="preserve">Jo </w:t>
-      </w:r>
-      <w:proofErr w:type="spellStart"/>
-      <w:r>
-        <w:rPr>
-          <w:rFonts w:hint="eastAsia"/>
-        </w:rPr>
-        <w:t>是普林斯頓大學的研究員，而</w:t>
-      </w:r>
-      <w:proofErr w:type="spellEnd"/>
-      <w:r>
-        <w:rPr>
-          <w:rFonts w:hint="eastAsia"/>
-        </w:rPr>
-        <w:t xml:space="preserve"> Vince </w:t>
-      </w:r>
-      <w:proofErr w:type="spellStart"/>
-      <w:r>
-        <w:rPr>
-          <w:rFonts w:hint="eastAsia"/>
-        </w:rPr>
-        <w:t>的父親是牧師。兩人對上帝有著不同的視角與體會。相較於恐懼，愛是更強大的驅動力</w:t>
-      </w:r>
-      <w:proofErr w:type="spellEnd"/>
-      <w:r>
-        <w:rPr>
-          <w:rFonts w:hint="eastAsia"/>
-        </w:rPr>
-        <w:t>。</w:t>
-      </w:r>
-    </w:p>
-    <w:p>
-      <w:pPr>
-        <w:rPr>
-          <w:rFonts w:hint="eastAsia"/>
-        </w:rPr>
-      </w:pPr>
-      <w:r>
-        <w:rPr>
-          <w:rFonts w:hint="eastAsia"/>
-        </w:rPr>
-        <w:t xml:space="preserve">a. </w:t>
-      </w:r>
-      <w:proofErr w:type="spellStart"/>
-      <w:r>
-        <w:rPr>
-          <w:rFonts w:hint="eastAsia"/>
-        </w:rPr>
-        <w:t>Vince</w:t>
-      </w:r>
-      <w:r>
-        <w:rPr>
-          <w:rFonts w:hint="eastAsia"/>
-        </w:rPr>
-        <w:t>：起初我在普林斯頓大學只專注於神經科學研究和運動。後來，我認識了妻子</w:t>
-      </w:r>
-      <w:proofErr w:type="spellEnd"/>
-      <w:r>
-        <w:rPr>
-          <w:rFonts w:hint="eastAsia"/>
-        </w:rPr>
-        <w:t xml:space="preserve"> </w:t>
-      </w:r>
-      <w:proofErr w:type="spellStart"/>
-      <w:r>
-        <w:rPr>
-          <w:rFonts w:hint="eastAsia"/>
-        </w:rPr>
-        <w:t>Jo</w:t>
-      </w:r>
-      <w:r>
-        <w:rPr>
-          <w:rFonts w:hint="eastAsia"/>
-        </w:rPr>
-        <w:t>，並開始真正認識耶穌</w:t>
-      </w:r>
-      <w:proofErr w:type="spellEnd"/>
-      <w:r>
-        <w:rPr>
-          <w:rFonts w:hint="eastAsia"/>
-        </w:rPr>
-        <w:t>。</w:t>
-      </w:r>
-    </w:p>
-    <w:p>
-      <w:pPr>
-        <w:rPr>
-          <w:rFonts w:hint="eastAsia"/>
-        </w:rPr>
-      </w:pPr>
-      <w:r>
-        <w:rPr>
-          <w:rFonts w:hint="eastAsia"/>
-        </w:rPr>
-        <w:t xml:space="preserve">b. </w:t>
-      </w:r>
-      <w:proofErr w:type="spellStart"/>
-      <w:r>
-        <w:rPr>
-          <w:rFonts w:hint="eastAsia"/>
-        </w:rPr>
-        <w:t>Jo</w:t>
-      </w:r>
-      <w:r>
-        <w:rPr>
-          <w:rFonts w:hint="eastAsia"/>
-        </w:rPr>
-        <w:t>：我的父母都是牧師</w:t>
-      </w:r>
-      <w:proofErr w:type="spellEnd"/>
-      <w:r>
-        <w:rPr>
-          <w:rFonts w:hint="eastAsia"/>
-        </w:rPr>
-        <w:t>。</w:t>
-      </w:r>
-      <w:r>
-        <w:rPr>
-          <w:rFonts w:hint="eastAsia"/>
-        </w:rPr>
-        <w:t xml:space="preserve"> </w:t>
-      </w:r>
-      <w:proofErr w:type="spellStart"/>
-      <w:r>
-        <w:rPr>
-          <w:rFonts w:hint="eastAsia"/>
-        </w:rPr>
-        <w:t>Jo</w:t>
-      </w:r>
-      <w:r>
-        <w:rPr>
-          <w:rFonts w:hint="eastAsia"/>
-        </w:rPr>
-        <w:t>（指她自己）與我（指</w:t>
-      </w:r>
-      <w:proofErr w:type="spellEnd"/>
-      <w:r>
-        <w:rPr>
-          <w:rFonts w:hint="eastAsia"/>
-        </w:rPr>
-        <w:t xml:space="preserve"> </w:t>
-      </w:r>
-      <w:proofErr w:type="spellStart"/>
-      <w:r>
-        <w:rPr>
-          <w:rFonts w:hint="eastAsia"/>
-        </w:rPr>
-        <w:t>Vince</w:t>
-      </w:r>
-      <w:r>
-        <w:rPr>
-          <w:rFonts w:hint="eastAsia"/>
-        </w:rPr>
-        <w:t>）一同研讀聖經，並分享彼此的生命經驗</w:t>
-      </w:r>
-      <w:proofErr w:type="spellEnd"/>
-      <w:r>
-        <w:rPr>
-          <w:rFonts w:hint="eastAsia"/>
-        </w:rPr>
-        <w:t>。</w:t>
-      </w:r>
-    </w:p>
-    <w:p>
-      <w:pPr>
-        <w:rPr>
-          <w:rFonts w:hint="eastAsia"/>
-        </w:rPr>
-      </w:pPr>
-      <w:r>
-        <w:rPr>
-          <w:rFonts w:hint="eastAsia"/>
-        </w:rPr>
-        <w:t xml:space="preserve">2. </w:t>
-      </w:r>
-      <w:proofErr w:type="spellStart"/>
-      <w:r>
-        <w:rPr>
-          <w:rFonts w:hint="eastAsia"/>
-        </w:rPr>
-        <w:t>Phil</w:t>
-      </w:r>
-      <w:r>
-        <w:rPr>
-          <w:rFonts w:hint="eastAsia"/>
-        </w:rPr>
-        <w:t>：關於「居所」與「工作</w:t>
-      </w:r>
-      <w:proofErr w:type="spellEnd"/>
-      <w:r>
-        <w:rPr>
-          <w:rFonts w:hint="eastAsia"/>
-        </w:rPr>
-        <w:t>」。</w:t>
-      </w:r>
-    </w:p>
-    <w:p>
-      <w:pPr>
-        <w:rPr>
-          <w:rFonts w:hint="eastAsia"/>
-        </w:rPr>
-      </w:pPr>
-      <w:r>
-        <w:rPr>
-          <w:rFonts w:hint="eastAsia"/>
-        </w:rPr>
-        <w:t>a. Vince</w:t>
-      </w:r>
-      <w:r>
-        <w:rPr>
-          <w:rFonts w:hint="eastAsia"/>
-        </w:rPr>
-        <w:t>：我的研究領域是神經科學。這一領域競爭激烈，這對我們的靈魂構成了極大的挑戰與危險。相較於恐懼，愛與信任才是更強大的驅動力。</w:t>
-      </w:r>
-    </w:p>
-    <w:p>
-      <w:pPr>
-        <w:rPr>
-          <w:rFonts w:hint="eastAsia"/>
-        </w:rPr>
-      </w:pPr>
-      <w:r>
-        <w:rPr>
-          <w:rFonts w:hint="eastAsia"/>
-        </w:rPr>
-        <w:t>b. Alyssa</w:t>
-      </w:r>
-      <w:r>
-        <w:rPr>
-          <w:rFonts w:hint="eastAsia"/>
-        </w:rPr>
-        <w:t>：我們搬到了灣區定居。在過去的</w:t>
-      </w:r>
-      <w:r>
-        <w:rPr>
-          <w:rFonts w:hint="eastAsia"/>
-        </w:rPr>
-        <w:t>16</w:t>
-      </w:r>
-      <w:r>
-        <w:rPr>
-          <w:rFonts w:hint="eastAsia"/>
-        </w:rPr>
-        <w:t>年裡，我一直全職在家撫養四個孩子。這裡的人們在事業上都取得了巨大的成功。與這些成功人士相比，我覺得自己似乎「一事無成」；但我轉而將目光投向了社區中的人際連結與關係。</w:t>
-      </w:r>
-    </w:p>
-    <w:p>
-      <w:pPr>
-        <w:rPr>
-          <w:rFonts w:hint="eastAsia"/>
-        </w:rPr>
-      </w:pPr>
-      <w:r>
-        <w:rPr>
-          <w:rFonts w:hint="eastAsia"/>
-        </w:rPr>
-        <w:t xml:space="preserve">3. </w:t>
-      </w:r>
-      <w:proofErr w:type="spellStart"/>
-      <w:r>
-        <w:rPr>
-          <w:rFonts w:hint="eastAsia"/>
-        </w:rPr>
-        <w:t>Phil</w:t>
-      </w:r>
-      <w:r>
-        <w:rPr>
-          <w:rFonts w:hint="eastAsia"/>
-        </w:rPr>
-        <w:t>：關於「智慧」與「知識</w:t>
-      </w:r>
-      <w:proofErr w:type="spellEnd"/>
-      <w:r>
-        <w:rPr>
-          <w:rFonts w:hint="eastAsia"/>
-        </w:rPr>
-        <w:t>」。</w:t>
-      </w:r>
-    </w:p>
-    <w:p>
-      <w:pPr>
-        <w:rPr>
-          <w:rFonts w:hint="eastAsia"/>
-        </w:rPr>
-      </w:pPr>
-      <w:r>
-        <w:rPr>
-          <w:rFonts w:hint="eastAsia"/>
-        </w:rPr>
-        <w:t>a. Jo</w:t>
-      </w:r>
-      <w:r>
-        <w:rPr>
-          <w:rFonts w:hint="eastAsia"/>
-        </w:rPr>
-        <w:t>：人工智慧（</w:t>
-      </w:r>
-      <w:r>
-        <w:rPr>
-          <w:rFonts w:hint="eastAsia"/>
-        </w:rPr>
-        <w:t>AI</w:t>
-      </w:r>
-      <w:r>
-        <w:rPr>
-          <w:rFonts w:hint="eastAsia"/>
-        </w:rPr>
-        <w:t>）正在開啟一種全新的生活方式。我們應積極擁抱人工智慧所帶來的知識與技術，將其作為一種媒介，結合確鑿的證據與耶穌的教導，去影響與觸動人心。</w:t>
-      </w:r>
-      <w:r>
-        <w:rPr>
-          <w:rFonts w:hint="eastAsia"/>
-        </w:rPr>
-        <w:t xml:space="preserve"> b. </w:t>
-      </w:r>
-      <w:proofErr w:type="spellStart"/>
-      <w:r>
-        <w:rPr>
-          <w:rFonts w:hint="eastAsia"/>
-        </w:rPr>
-        <w:t>Alyssa</w:t>
-      </w:r>
-      <w:r>
-        <w:rPr>
-          <w:rFonts w:hint="eastAsia"/>
-        </w:rPr>
-        <w:t>：網路上擁有大量的資源，但我對孩子們使用這些資源進行了限制</w:t>
-      </w:r>
-      <w:proofErr w:type="spellEnd"/>
-      <w:r>
-        <w:rPr>
-          <w:rFonts w:hint="eastAsia"/>
-        </w:rPr>
-        <w:t>。</w:t>
-      </w:r>
-    </w:p>
-    <w:p>
-      <w:pPr>
-        <w:rPr>
-          <w:rFonts w:hint="eastAsia"/>
-        </w:rPr>
-      </w:pPr>
-      <w:r>
-        <w:rPr>
-          <w:rFonts w:hint="eastAsia"/>
-        </w:rPr>
-        <w:t xml:space="preserve">4. </w:t>
-      </w:r>
-      <w:proofErr w:type="spellStart"/>
-      <w:r>
-        <w:rPr>
-          <w:rFonts w:hint="eastAsia"/>
-        </w:rPr>
-        <w:t>Phil</w:t>
-      </w:r>
-      <w:r>
-        <w:rPr>
-          <w:rFonts w:hint="eastAsia"/>
-        </w:rPr>
-        <w:t>：如何經營婚姻</w:t>
-      </w:r>
-      <w:proofErr w:type="spellEnd"/>
-    </w:p>
-    <w:p>
-      <w:pPr>
-        <w:rPr>
-          <w:rFonts w:hint="eastAsia"/>
-        </w:rPr>
-      </w:pPr>
-      <w:r>
-        <w:rPr>
-          <w:rFonts w:hint="eastAsia"/>
-        </w:rPr>
-        <w:t xml:space="preserve">a. </w:t>
-      </w:r>
-      <w:proofErr w:type="spellStart"/>
-      <w:r>
-        <w:rPr>
-          <w:rFonts w:hint="eastAsia"/>
-        </w:rPr>
-        <w:t>Vince</w:t>
-      </w:r>
-      <w:r>
-        <w:rPr>
-          <w:rFonts w:hint="eastAsia"/>
-        </w:rPr>
-        <w:t>：上帝是如何看待你的？我感覺自己每個月都在變得更好。上帝賜給我們的是無條件的愛</w:t>
-      </w:r>
-      <w:proofErr w:type="spellEnd"/>
-      <w:r>
-        <w:rPr>
-          <w:rFonts w:hint="eastAsia"/>
-        </w:rPr>
-        <w:t>。</w:t>
-      </w:r>
-    </w:p>
-    <w:p>
-      <w:pPr>
-        <w:rPr>
-          <w:rFonts w:hint="eastAsia"/>
-        </w:rPr>
-      </w:pPr>
-      <w:r>
-        <w:rPr>
-          <w:rFonts w:hint="eastAsia"/>
-        </w:rPr>
-        <w:t xml:space="preserve">b. </w:t>
-      </w:r>
-      <w:proofErr w:type="spellStart"/>
-      <w:r>
-        <w:rPr>
-          <w:rFonts w:hint="eastAsia"/>
-        </w:rPr>
-        <w:t>Jo</w:t>
-      </w:r>
-      <w:r>
-        <w:rPr>
-          <w:rFonts w:hint="eastAsia"/>
-        </w:rPr>
-        <w:t>：我們在彼此相處中，既親身經歷上帝的愛，也互相分享著這份愛</w:t>
-      </w:r>
-      <w:proofErr w:type="spellEnd"/>
-      <w:r>
-        <w:rPr>
-          <w:rFonts w:hint="eastAsia"/>
-        </w:rPr>
-        <w:t>。</w:t>
-      </w:r>
-    </w:p>
-    <w:p>
-      <w:pPr>
-        <w:rPr>
-          <w:rFonts w:hint="eastAsia"/>
-        </w:rPr>
-      </w:pPr>
-      <w:r>
-        <w:rPr>
-          <w:rFonts w:hint="eastAsia"/>
-        </w:rPr>
-        <w:t xml:space="preserve">5. </w:t>
-      </w:r>
-      <w:proofErr w:type="spellStart"/>
-      <w:r>
-        <w:rPr>
-          <w:rFonts w:hint="eastAsia"/>
-        </w:rPr>
-        <w:t>Phil</w:t>
-      </w:r>
-      <w:r>
-        <w:rPr>
-          <w:rFonts w:hint="eastAsia"/>
-        </w:rPr>
-        <w:t>：日常生活中的實踐</w:t>
-      </w:r>
-      <w:proofErr w:type="spellEnd"/>
-    </w:p>
-    <w:p>
-      <w:pPr>
-        <w:rPr>
-          <w:rFonts w:hint="eastAsia"/>
-        </w:rPr>
-      </w:pPr>
-      <w:r>
-        <w:rPr>
-          <w:rFonts w:hint="eastAsia"/>
-        </w:rPr>
-        <w:lastRenderedPageBreak/>
-        <w:t xml:space="preserve">a. </w:t>
-      </w:r>
-      <w:proofErr w:type="spellStart"/>
-      <w:r>
-        <w:rPr>
-          <w:rFonts w:hint="eastAsia"/>
-        </w:rPr>
-        <w:t>Vince</w:t>
-      </w:r>
-      <w:r>
-        <w:rPr>
-          <w:rFonts w:hint="eastAsia"/>
-        </w:rPr>
-        <w:t>：每當我心中產生深層的疑問時，我都會向上帝尋求指引，詢問自己該如何行事</w:t>
-      </w:r>
-      <w:proofErr w:type="spellEnd"/>
-      <w:r>
-        <w:rPr>
-          <w:rFonts w:hint="eastAsia"/>
-        </w:rPr>
-        <w:t>。</w:t>
-      </w:r>
-    </w:p>
-    <w:p>
-      <w:pPr>
-        <w:rPr>
-          <w:rFonts w:hint="eastAsia"/>
-        </w:rPr>
-      </w:pPr>
-      <w:r>
-        <w:rPr>
-          <w:rFonts w:hint="eastAsia"/>
-        </w:rPr>
-        <w:t xml:space="preserve">b. </w:t>
-      </w:r>
-      <w:proofErr w:type="spellStart"/>
-      <w:r>
-        <w:rPr>
-          <w:rFonts w:hint="eastAsia"/>
-        </w:rPr>
-        <w:t>Jo</w:t>
-      </w:r>
-      <w:r>
-        <w:rPr>
-          <w:rFonts w:hint="eastAsia"/>
-        </w:rPr>
-        <w:t>：我與上帝之間有著貫穿日常生活的、親密的對話關係</w:t>
-      </w:r>
-      <w:proofErr w:type="spellEnd"/>
-      <w:r>
-        <w:rPr>
-          <w:rFonts w:hint="eastAsia"/>
-        </w:rPr>
-        <w:t>。</w:t>
-      </w:r>
-    </w:p>
-    <w:p>
-      <w:pPr>
-        <w:rPr>
-          <w:rFonts w:hint="eastAsia"/>
-        </w:rPr>
-      </w:pPr>
-      <w:r>
-        <w:rPr>
-          <w:rFonts w:hint="eastAsia"/>
-        </w:rPr>
-        <w:t xml:space="preserve">c. </w:t>
-      </w:r>
-      <w:proofErr w:type="spellStart"/>
-      <w:r>
-        <w:rPr>
-          <w:rFonts w:hint="eastAsia"/>
-        </w:rPr>
-        <w:t>Alyssa</w:t>
-      </w:r>
-      <w:r>
-        <w:rPr>
-          <w:rFonts w:hint="eastAsia"/>
-        </w:rPr>
-        <w:t>：當你遭遇艱難處境時，你終將能夠安然度過</w:t>
-      </w:r>
-      <w:proofErr w:type="spellEnd"/>
-      <w:r>
-        <w:rPr>
-          <w:rFonts w:hint="eastAsia"/>
-        </w:rPr>
-        <w:t>。</w:t>
-      </w:r>
-    </w:p>
-    <w:p>
-      <w:pPr>
-        <w:rPr>
-          <w:rFonts w:hint="eastAsia"/>
-        </w:rPr>
-      </w:pPr>
-      <w:r>
-        <w:rPr>
-          <w:rFonts w:hint="eastAsia"/>
-        </w:rPr>
-        <w:t xml:space="preserve">6. </w:t>
-      </w:r>
-      <w:proofErr w:type="spellStart"/>
-      <w:r>
-        <w:rPr>
-          <w:rFonts w:hint="eastAsia"/>
-        </w:rPr>
-        <w:t>Phil</w:t>
-      </w:r>
-      <w:r>
-        <w:rPr>
-          <w:rFonts w:hint="eastAsia"/>
-        </w:rPr>
-        <w:t>：當你心中懷有「永恆」的信念時，你將如何面對並穿越那些艱難困境</w:t>
-      </w:r>
-      <w:proofErr w:type="spellEnd"/>
-      <w:r>
-        <w:rPr>
-          <w:rFonts w:hint="eastAsia"/>
-        </w:rPr>
-        <w:t>？</w:t>
-      </w:r>
-    </w:p>
-    <w:p>
-      <w:pPr>
-        <w:rPr>
-          <w:rFonts w:hint="eastAsia"/>
-        </w:rPr>
-      </w:pPr>
-      <w:r>
-        <w:rPr>
-          <w:rFonts w:hint="eastAsia"/>
-        </w:rPr>
-        <w:t>Vince</w:t>
-      </w:r>
-      <w:r>
-        <w:rPr>
-          <w:rFonts w:hint="eastAsia"/>
-        </w:rPr>
-        <w:t>：</w:t>
-      </w:r>
-      <w:r>
-        <w:rPr>
-          <w:rFonts w:hint="eastAsia"/>
-        </w:rPr>
-        <w:t>Jo</w:t>
-      </w:r>
-      <w:r>
-        <w:rPr>
-          <w:rFonts w:hint="eastAsia"/>
-        </w:rPr>
-        <w:t>曾收到甲狀腺切片報告，顯示罹癌幾率高達</w:t>
-      </w:r>
-      <w:r>
-        <w:rPr>
-          <w:rFonts w:hint="eastAsia"/>
-        </w:rPr>
-        <w:t>50%</w:t>
-      </w:r>
-      <w:r>
-        <w:rPr>
-          <w:rFonts w:hint="eastAsia"/>
-        </w:rPr>
-        <w:t>。她接受了手術，切除了半側甲狀腺，最後熬過了那段艱難的時光。我們之所以能度過難關，正是因為我們緊緊靠著上帝那永恆的計畫。</w:t>
-      </w:r>
-    </w:p>
-    <w:p>
-      <w:r>
-        <w:rPr>
-          <w:rFonts w:hint="eastAsia"/>
-        </w:rPr>
-        <w:t xml:space="preserve">7. </w:t>
-      </w:r>
-      <w:proofErr w:type="spellStart"/>
-      <w:r>
-        <w:rPr>
-          <w:rFonts w:hint="eastAsia"/>
-        </w:rPr>
-        <w:t>Phil</w:t>
-      </w:r>
-      <w:r>
-        <w:rPr>
-          <w:rFonts w:hint="eastAsia"/>
-        </w:rPr>
-        <w:t>：我們祈求上帝醫治</w:t>
-      </w:r>
-      <w:r>
-        <w:rPr>
-          <w:rFonts w:hint="eastAsia"/>
-        </w:rPr>
-        <w:t>Jo</w:t>
-      </w:r>
-      <w:r>
-        <w:rPr>
-          <w:rFonts w:hint="eastAsia"/>
-        </w:rPr>
-        <w:t>，並賜予</w:t>
-      </w:r>
-      <w:r>
-        <w:rPr>
-          <w:rFonts w:hint="eastAsia"/>
-        </w:rPr>
-        <w:t>Vince</w:t>
-      </w:r>
-      <w:r>
-        <w:rPr>
-          <w:rFonts w:hint="eastAsia"/>
-        </w:rPr>
-        <w:t>智慧，引導他前進</w:t>
-      </w:r>
-      <w:proofErr w:type="spellEnd"/>
-      <w:r>
-        <w:rPr>
-          <w:rFonts w:hint="eastAsia"/>
-        </w:rPr>
-        <w:t>。</w:t>
-      </w:r>
-    </w:p>
-    <w:p/>
-    <w:p/>
-    <w:p>
-      <w:r>
-        <w:t>==&gt; Japanese</w:t>
-      </w:r>
-    </w:p>
-    <w:p>
-      <w:pPr>
-        <w:rPr>
-          <w:rFonts w:hint="eastAsia"/>
-        </w:rPr>
-      </w:pPr>
-      <w:r>
-        <w:rPr>
-          <w:rFonts w:hint="eastAsia"/>
-        </w:rPr>
-        <w:t>2026</w:t>
-      </w:r>
-      <w:r>
-        <w:rPr>
-          <w:rFonts w:hint="eastAsia"/>
-        </w:rPr>
-        <w:t>年</w:t>
-      </w:r>
-      <w:r>
-        <w:rPr>
-          <w:rFonts w:hint="eastAsia"/>
-        </w:rPr>
-        <w:t>5</w:t>
-      </w:r>
-      <w:r>
-        <w:rPr>
-          <w:rFonts w:hint="eastAsia"/>
-        </w:rPr>
-        <w:t>月</w:t>
-      </w:r>
-      <w:r>
-        <w:rPr>
-          <w:rFonts w:hint="eastAsia"/>
-        </w:rPr>
-        <w:t>16</w:t>
-      </w:r>
-      <w:r>
-        <w:rPr>
-          <w:rFonts w:hint="eastAsia"/>
-        </w:rPr>
-        <w:t>日、メンロー</w:t>
-      </w:r>
-      <w:r>
-        <w:rPr>
-          <w:rFonts w:ascii="MS Mincho" w:eastAsia="MS Mincho" w:hAnsi="MS Mincho" w:cs="MS Mincho" w:hint="eastAsia"/>
-        </w:rPr>
-        <w:t>・</w:t>
-      </w:r>
-      <w:r>
-        <w:rPr>
-          <w:rFonts w:ascii="SimSun" w:hAnsi="SimSun" w:cs="SimSun" w:hint="eastAsia"/>
-        </w:rPr>
-        <w:t>チャーチ礼拝（先週、</w:t>
-      </w:r>
-      <w:r>
-        <w:rPr>
-          <w:rFonts w:hint="eastAsia"/>
-        </w:rPr>
-        <w:t>2028</w:t>
-      </w:r>
-      <w:r>
-        <w:rPr>
-          <w:rFonts w:hint="eastAsia"/>
-        </w:rPr>
-        <w:t>年</w:t>
-      </w:r>
-      <w:r>
-        <w:rPr>
-          <w:rFonts w:hint="eastAsia"/>
-        </w:rPr>
-        <w:t>5</w:t>
-      </w:r>
-      <w:r>
-        <w:rPr>
-          <w:rFonts w:hint="eastAsia"/>
-        </w:rPr>
-        <w:t>月</w:t>
-      </w:r>
-      <w:r>
-        <w:rPr>
-          <w:rFonts w:hint="eastAsia"/>
-        </w:rPr>
-        <w:t>10</w:t>
-      </w:r>
-      <w:r>
-        <w:rPr>
-          <w:rFonts w:hint="eastAsia"/>
-        </w:rPr>
-        <w:t>日の要約）</w:t>
-      </w:r>
-    </w:p>
-    <w:p>
-      <w:pPr>
-        <w:rPr>
-          <w:rFonts w:hint="eastAsia"/>
-        </w:rPr>
-      </w:pPr>
-      <w:r>
-        <w:rPr>
-          <w:rFonts w:hint="eastAsia"/>
-        </w:rPr>
-        <w:t>https://www.youtube.com/live/r1hc4T-NgcQ?si=tY031W7Ma2Ix5ZbO</w:t>
-      </w:r>
-    </w:p>
-    <w:p>
-      <w:pPr>
-        <w:rPr>
-          <w:rFonts w:hint="eastAsia"/>
-        </w:rPr>
-      </w:pPr>
-      <w:r>
-        <w:rPr>
-          <w:rFonts w:hint="eastAsia"/>
-        </w:rPr>
-        <w:t>「</w:t>
-      </w:r>
-      <w:proofErr w:type="spellStart"/>
-      <w:r>
-        <w:rPr>
-          <w:rFonts w:hint="eastAsia"/>
-        </w:rPr>
-        <w:t>誰も教えてくれなかったこと（</w:t>
-      </w:r>
-      <w:r>
-        <w:rPr>
-          <w:rFonts w:hint="eastAsia"/>
-        </w:rPr>
-        <w:t>No</w:t>
-      </w:r>
-      <w:proofErr w:type="spellEnd"/>
-      <w:r>
-        <w:rPr>
-          <w:rFonts w:hint="eastAsia"/>
-        </w:rPr>
-        <w:t xml:space="preserve"> One Ever Told Me</w:t>
-      </w:r>
-      <w:r>
-        <w:rPr>
-          <w:rFonts w:hint="eastAsia"/>
-        </w:rPr>
-        <w:t>）」</w:t>
-      </w:r>
-      <w:r>
-        <w:rPr>
-          <w:rFonts w:hint="eastAsia"/>
-        </w:rPr>
-        <w:t xml:space="preserve"> | </w:t>
-      </w:r>
-      <w:proofErr w:type="spellStart"/>
-      <w:r>
-        <w:rPr>
-          <w:rFonts w:hint="eastAsia"/>
-        </w:rPr>
-        <w:t>母の日</w:t>
-      </w:r>
-      <w:proofErr w:type="spellEnd"/>
-      <w:r>
-        <w:rPr>
-          <w:rFonts w:hint="eastAsia"/>
-        </w:rPr>
-        <w:t xml:space="preserve"> | </w:t>
-      </w:r>
-      <w:proofErr w:type="spellStart"/>
-      <w:r>
-        <w:rPr>
-          <w:rFonts w:hint="eastAsia"/>
-        </w:rPr>
-        <w:t>ヴィンス＆ジョ</w:t>
-      </w:r>
-      <w:proofErr w:type="spellEnd"/>
-      <w:r>
-        <w:rPr>
-          <w:rFonts w:hint="eastAsia"/>
-        </w:rPr>
-        <w:t>ー</w:t>
-      </w:r>
-      <w:r>
-        <w:rPr>
-          <w:rFonts w:ascii="MS Mincho" w:eastAsia="MS Mincho" w:hAnsi="MS Mincho" w:cs="MS Mincho" w:hint="eastAsia"/>
-        </w:rPr>
-        <w:t>・</w:t>
-      </w:r>
-      <w:proofErr w:type="spellStart"/>
-      <w:r>
-        <w:rPr>
-          <w:rFonts w:ascii="SimSun" w:hAnsi="SimSun" w:cs="SimSun" w:hint="eastAsia"/>
-        </w:rPr>
-        <w:t>ヴィターレ、フィル＆アリッサ</w:t>
-      </w:r>
-      <w:r>
-        <w:rPr>
-          <w:rFonts w:ascii="MS Mincho" w:eastAsia="MS Mincho" w:hAnsi="MS Mincho" w:cs="MS Mincho" w:hint="eastAsia"/>
-        </w:rPr>
-        <w:t>・</w:t>
-      </w:r>
-      <w:r>
-        <w:rPr>
-          <w:rFonts w:ascii="SimSun" w:hAnsi="SimSun" w:cs="SimSun" w:hint="eastAsia"/>
-        </w:rPr>
-        <w:t>ユーバンク（フィル</w:t>
-      </w:r>
-      <w:r>
-        <w:rPr>
-          <w:rFonts w:ascii="MS Mincho" w:eastAsia="MS Mincho" w:hAnsi="MS Mincho" w:cs="MS Mincho" w:hint="eastAsia"/>
-        </w:rPr>
-        <w:t>・</w:t>
-      </w:r>
-      <w:r>
-        <w:rPr>
-          <w:rFonts w:ascii="SimSun" w:hAnsi="SimSun" w:cs="SimSun" w:hint="eastAsia"/>
-        </w:rPr>
-        <w:t>ユーバンク：主任牧師</w:t>
-      </w:r>
-      <w:proofErr w:type="spellEnd"/>
-      <w:r>
-        <w:rPr>
-          <w:rFonts w:ascii="SimSun" w:hAnsi="SimSun" w:cs="SimSun" w:hint="eastAsia"/>
-        </w:rPr>
-        <w:t>）</w:t>
-      </w:r>
-    </w:p>
-    <w:p>
-      <w:pPr>
-        <w:rPr>
-          <w:rFonts w:hint="eastAsia"/>
-        </w:rPr>
-      </w:pPr>
-    </w:p>
-    <w:p>
-      <w:pPr>
-        <w:rPr>
-          <w:rFonts w:hint="eastAsia"/>
-        </w:rPr>
-      </w:pPr>
-      <w:r>
-        <w:rPr>
-          <w:rFonts w:hint="eastAsia"/>
-        </w:rPr>
-        <w:t>「誰も教えてくれなかったこと」は、メンロー</w:t>
-      </w:r>
-      <w:r>
-        <w:rPr>
-          <w:rFonts w:ascii="MS Mincho" w:eastAsia="MS Mincho" w:hAnsi="MS Mincho" w:cs="MS Mincho" w:hint="eastAsia"/>
-        </w:rPr>
-        <w:t>・</w:t>
-      </w:r>
-      <w:r>
-        <w:rPr>
-          <w:rFonts w:ascii="SimSun" w:hAnsi="SimSun" w:cs="SimSun" w:hint="eastAsia"/>
-        </w:rPr>
-        <w:t>チャーチが制作した、母の日に向けた特別なメッセージおよびポッドキャストのエピソードです。この対談では、ヴィンス＆ジョー</w:t>
-      </w:r>
-      <w:r>
-        <w:rPr>
-          <w:rFonts w:ascii="MS Mincho" w:eastAsia="MS Mincho" w:hAnsi="MS Mincho" w:cs="MS Mincho" w:hint="eastAsia"/>
-        </w:rPr>
-        <w:t>・</w:t>
-      </w:r>
-      <w:r>
-        <w:rPr>
-          <w:rFonts w:ascii="SimSun" w:hAnsi="SimSun" w:cs="SimSun" w:hint="eastAsia"/>
-        </w:rPr>
-        <w:t>ヴィターレ夫妻と、フィル＆アリッサ</w:t>
-      </w:r>
-      <w:r>
-        <w:rPr>
-          <w:rFonts w:ascii="MS Mincho" w:eastAsia="MS Mincho" w:hAnsi="MS Mincho" w:cs="MS Mincho" w:hint="eastAsia"/>
-        </w:rPr>
-        <w:t>・</w:t>
-      </w:r>
-      <w:r>
-        <w:rPr>
-          <w:rFonts w:ascii="SimSun" w:hAnsi="SimSun" w:cs="SimSun" w:hint="eastAsia"/>
-        </w:rPr>
-        <w:t>ユーバンク夫妻による、ポッドキャスト形式の率直な会話が繰り広げられます。</w:t>
-      </w:r>
-    </w:p>
-    <w:p>
-      <w:pPr>
-        <w:rPr>
-          <w:rFonts w:hint="eastAsia"/>
-        </w:rPr>
-      </w:pPr>
-    </w:p>
-    <w:p>
-      <w:pPr>
-        <w:rPr>
-          <w:rFonts w:hint="eastAsia"/>
-        </w:rPr>
-      </w:pPr>
-      <w:r>
-        <w:rPr>
-          <w:rFonts w:hint="eastAsia"/>
-        </w:rPr>
-        <w:t>ヴィンス</w:t>
-      </w:r>
-      <w:r>
-        <w:rPr>
-          <w:rFonts w:ascii="MS Mincho" w:eastAsia="MS Mincho" w:hAnsi="MS Mincho" w:cs="MS Mincho" w:hint="eastAsia"/>
-        </w:rPr>
-        <w:t>・</w:t>
-      </w:r>
-      <w:r>
-        <w:rPr>
-          <w:rFonts w:ascii="SimSun" w:hAnsi="SimSun" w:cs="SimSun" w:hint="eastAsia"/>
-        </w:rPr>
-        <w:t>ヴィターレ博士：オックスフォード大学にて修士号（</w:t>
-      </w:r>
-      <w:r>
-        <w:rPr>
-          <w:rFonts w:hint="eastAsia"/>
-        </w:rPr>
-        <w:t>MS</w:t>
-      </w:r>
-      <w:r>
-        <w:rPr>
-          <w:rFonts w:hint="eastAsia"/>
-        </w:rPr>
-        <w:t>）および博士号（</w:t>
-      </w:r>
-      <w:r>
-        <w:rPr>
-          <w:rFonts w:hint="eastAsia"/>
-        </w:rPr>
-        <w:t>DPhil</w:t>
-      </w:r>
-      <w:r>
-        <w:rPr>
-          <w:rFonts w:hint="eastAsia"/>
-        </w:rPr>
-        <w:t>）を取得。オックスフォード大学およびプリンストン大学の教員を務める。</w:t>
-      </w:r>
-    </w:p>
-    <w:p>
-      <w:pPr>
-        <w:rPr>
-          <w:rFonts w:hint="eastAsia"/>
-        </w:rPr>
-      </w:pPr>
-      <w:r>
-        <w:rPr>
-          <w:rFonts w:hint="eastAsia"/>
-        </w:rPr>
-        <w:t>ジョー</w:t>
-      </w:r>
-      <w:r>
-        <w:rPr>
-          <w:rFonts w:ascii="MS Mincho" w:eastAsia="MS Mincho" w:hAnsi="MS Mincho" w:cs="MS Mincho" w:hint="eastAsia"/>
-        </w:rPr>
-        <w:t>・</w:t>
-      </w:r>
-      <w:r>
-        <w:rPr>
-          <w:rFonts w:ascii="SimSun" w:hAnsi="SimSun" w:cs="SimSun" w:hint="eastAsia"/>
-        </w:rPr>
-        <w:t>ヴィターレ博士：オックスフォード大学にて旧約聖書学の博士号（</w:t>
-      </w:r>
-      <w:r>
-        <w:rPr>
-          <w:rFonts w:hint="eastAsia"/>
-        </w:rPr>
-        <w:t>DPhil</w:t>
-      </w:r>
-      <w:r>
-        <w:rPr>
-          <w:rFonts w:hint="eastAsia"/>
-        </w:rPr>
-        <w:t>）を取得。聖書の女性たち、美、そして「非難の文化（</w:t>
-      </w:r>
-      <w:r>
-        <w:rPr>
-          <w:rFonts w:hint="eastAsia"/>
-        </w:rPr>
-        <w:t>blame culture</w:t>
-      </w:r>
-      <w:r>
-        <w:rPr>
-          <w:rFonts w:hint="eastAsia"/>
-        </w:rPr>
-        <w:t>）」</w:t>
-      </w:r>
-      <w:proofErr w:type="spellStart"/>
-      <w:r>
-        <w:rPr>
-          <w:rFonts w:hint="eastAsia"/>
-        </w:rPr>
-        <w:t>の克服をテーマに研究を行っている</w:t>
-      </w:r>
-      <w:proofErr w:type="spellEnd"/>
-      <w:r>
-        <w:rPr>
-          <w:rFonts w:hint="eastAsia"/>
-        </w:rPr>
-        <w:t>。</w:t>
-      </w:r>
-    </w:p>
-    <w:p>
-      <w:pPr>
-        <w:rPr>
-          <w:rFonts w:hint="eastAsia"/>
-        </w:rPr>
-      </w:pPr>
-    </w:p>
-    <w:p>
-      <w:pPr>
-        <w:rPr>
-          <w:rFonts w:hint="eastAsia"/>
-        </w:rPr>
-      </w:pPr>
-      <w:proofErr w:type="spellStart"/>
-      <w:r>
-        <w:rPr>
-          <w:rFonts w:hint="eastAsia"/>
-        </w:rPr>
-        <w:t>ヴィンス＆ジョ</w:t>
-      </w:r>
-      <w:proofErr w:type="spellEnd"/>
-      <w:r>
-        <w:rPr>
-          <w:rFonts w:hint="eastAsia"/>
-        </w:rPr>
-        <w:t>ー</w:t>
-      </w:r>
-      <w:r>
-        <w:rPr>
-          <w:rFonts w:ascii="MS Mincho" w:eastAsia="MS Mincho" w:hAnsi="MS Mincho" w:cs="MS Mincho" w:hint="eastAsia"/>
-        </w:rPr>
-        <w:t>・</w:t>
-      </w:r>
-      <w:proofErr w:type="spellStart"/>
-      <w:r>
-        <w:rPr>
-          <w:rFonts w:ascii="SimSun" w:hAnsi="SimSun" w:cs="SimSun" w:hint="eastAsia"/>
-        </w:rPr>
-        <w:t>ヴィターレ夫妻には、ラファエルとジョナサンという幼い二人の息子がいる</w:t>
-      </w:r>
-      <w:proofErr w:type="spellEnd"/>
-      <w:r>
-        <w:rPr>
-          <w:rFonts w:ascii="SimSun" w:hAnsi="SimSun" w:cs="SimSun" w:hint="eastAsia"/>
-        </w:rPr>
-        <w:t>。</w:t>
-      </w:r>
-    </w:p>
-    <w:p>
-      <w:pPr>
-        <w:rPr>
-          <w:rFonts w:hint="eastAsia"/>
-        </w:rPr>
-      </w:pPr>
-      <w:r>
-        <w:rPr>
-          <w:rFonts w:hint="eastAsia"/>
-        </w:rPr>
-        <w:t>フィル＆アリッサ</w:t>
-      </w:r>
-      <w:r>
-        <w:rPr>
-          <w:rFonts w:ascii="MS Mincho" w:eastAsia="MS Mincho" w:hAnsi="MS Mincho" w:cs="MS Mincho" w:hint="eastAsia"/>
-        </w:rPr>
-        <w:t>・</w:t>
-      </w:r>
-      <w:r>
-        <w:rPr>
-          <w:rFonts w:ascii="SimSun" w:hAnsi="SimSun" w:cs="SimSun" w:hint="eastAsia"/>
-        </w:rPr>
-        <w:t>ユーバンク夫妻には、</w:t>
-      </w:r>
-      <w:r>
-        <w:rPr>
-          <w:rFonts w:hint="eastAsia"/>
-        </w:rPr>
-        <w:t>4</w:t>
-      </w:r>
-      <w:r>
-        <w:rPr>
-          <w:rFonts w:hint="eastAsia"/>
-        </w:rPr>
-        <w:t>人の子供がいる。</w:t>
-      </w:r>
-    </w:p>
-    <w:p>
-      <w:pPr>
-        <w:rPr>
-          <w:rFonts w:hint="eastAsia"/>
-        </w:rPr>
-      </w:pPr>
-    </w:p>
-    <w:p>
-      <w:pPr>
-        <w:rPr>
-          <w:rFonts w:hint="eastAsia"/>
-        </w:rPr>
-      </w:pPr>
-      <w:r>
-        <w:rPr>
-          <w:rFonts w:hint="eastAsia"/>
-        </w:rPr>
-        <w:t xml:space="preserve">1. </w:t>
-      </w:r>
-      <w:proofErr w:type="spellStart"/>
-      <w:r>
-        <w:rPr>
-          <w:rFonts w:hint="eastAsia"/>
-        </w:rPr>
-        <w:t>フィル：会話は「信仰」と「人生の知恵」というテーマから始まる</w:t>
-      </w:r>
-      <w:proofErr w:type="spellEnd"/>
-      <w:r>
-        <w:rPr>
-          <w:rFonts w:hint="eastAsia"/>
-        </w:rPr>
-        <w:t>。</w:t>
-      </w:r>
-    </w:p>
-    <w:p>
-      <w:pPr>
-        <w:rPr>
-          <w:rFonts w:hint="eastAsia"/>
-        </w:rPr>
-      </w:pPr>
-      <w:r>
-        <w:rPr>
-          <w:rFonts w:hint="eastAsia"/>
-        </w:rPr>
-        <w:t>ジョーはプリンストン大学の研究者であり、ヴィンスの父親は牧師である。二人は神に対する異なる視点を持っている。愛は、恐れよりもはるかに強力な原動力となる。</w:t>
-      </w:r>
-    </w:p>
-    <w:p>
-      <w:pPr>
-        <w:rPr>
-          <w:rFonts w:hint="eastAsia"/>
-        </w:rPr>
-      </w:pPr>
-      <w:r>
-        <w:rPr>
-          <w:rFonts w:hint="eastAsia"/>
-        </w:rPr>
-        <w:t xml:space="preserve">a. </w:t>
-      </w:r>
-      <w:r>
-        <w:rPr>
-          <w:rFonts w:hint="eastAsia"/>
-        </w:rPr>
-        <w:t>ヴィンス：プリンストン大学では、神経科学の研究とスポーツ活動にのみ専念していた。その後、妻となるジョーと出会い、イエス</w:t>
-      </w:r>
-      <w:r>
-        <w:rPr>
-          <w:rFonts w:ascii="MS Mincho" w:eastAsia="MS Mincho" w:hAnsi="MS Mincho" w:cs="MS Mincho" w:hint="eastAsia"/>
-        </w:rPr>
-        <w:t>・</w:t>
-      </w:r>
-      <w:r>
-        <w:rPr>
-          <w:rFonts w:ascii="SimSun" w:hAnsi="SimSun" w:cs="SimSun" w:hint="eastAsia"/>
-        </w:rPr>
-        <w:t>キリストについて知るようになった。</w:t>
-      </w:r>
-    </w:p>
-    <w:p>
-      <w:pPr>
-        <w:rPr>
-          <w:rFonts w:hint="eastAsia"/>
-        </w:rPr>
-      </w:pPr>
-      <w:r>
-        <w:rPr>
-          <w:rFonts w:hint="eastAsia"/>
-        </w:rPr>
-        <w:t xml:space="preserve">b. </w:t>
-      </w:r>
-      <w:proofErr w:type="spellStart"/>
-      <w:r>
-        <w:rPr>
-          <w:rFonts w:hint="eastAsia"/>
-        </w:rPr>
-        <w:t>ジョ</w:t>
-      </w:r>
-      <w:proofErr w:type="spellEnd"/>
-      <w:r>
-        <w:rPr>
-          <w:rFonts w:hint="eastAsia"/>
-        </w:rPr>
-        <w:t>ー：</w:t>
-      </w:r>
-      <w:proofErr w:type="spellStart"/>
-      <w:r>
-        <w:rPr>
-          <w:rFonts w:hint="eastAsia"/>
-        </w:rPr>
-        <w:t>私の両親は牧師だ。ヴィンスと私は共に聖書を学び、互いの経験を分かち合っている</w:t>
-      </w:r>
-      <w:proofErr w:type="spellEnd"/>
-      <w:r>
-        <w:rPr>
-          <w:rFonts w:hint="eastAsia"/>
-        </w:rPr>
-        <w:t>。</w:t>
-      </w:r>
-    </w:p>
-    <w:p>
-      <w:pPr>
-        <w:rPr>
-          <w:rFonts w:hint="eastAsia"/>
-        </w:rPr>
-      </w:pPr>
-      <w:r>
-        <w:rPr>
-          <w:rFonts w:hint="eastAsia"/>
-        </w:rPr>
-        <w:t xml:space="preserve">2. </w:t>
-      </w:r>
-      <w:proofErr w:type="spellStart"/>
-      <w:r>
-        <w:rPr>
-          <w:rFonts w:hint="eastAsia"/>
-        </w:rPr>
-        <w:t>フィル</w:t>
-      </w:r>
-      <w:proofErr w:type="spellEnd"/>
-      <w:r>
-        <w:rPr>
-          <w:rFonts w:hint="eastAsia"/>
-        </w:rPr>
-        <w:t>：「</w:t>
-      </w:r>
-      <w:proofErr w:type="spellStart"/>
-      <w:r>
-        <w:rPr>
-          <w:rFonts w:hint="eastAsia"/>
-        </w:rPr>
-        <w:t>場所（環境</w:t>
-      </w:r>
-      <w:proofErr w:type="spellEnd"/>
-      <w:r>
-        <w:rPr>
-          <w:rFonts w:hint="eastAsia"/>
-        </w:rPr>
-        <w:t>）」</w:t>
-      </w:r>
-      <w:proofErr w:type="spellStart"/>
-      <w:r>
-        <w:rPr>
-          <w:rFonts w:hint="eastAsia"/>
-        </w:rPr>
-        <w:t>と「仕事」について</w:t>
-      </w:r>
-      <w:proofErr w:type="spellEnd"/>
-      <w:r>
-        <w:rPr>
-          <w:rFonts w:hint="eastAsia"/>
-        </w:rPr>
-        <w:t>：</w:t>
-      </w:r>
-    </w:p>
-    <w:p>
-      <w:pPr>
-        <w:rPr>
-          <w:rFonts w:hint="eastAsia"/>
-        </w:rPr>
-      </w:pPr>
-      <w:r>
-        <w:rPr>
-          <w:rFonts w:hint="eastAsia"/>
-        </w:rPr>
-        <w:t xml:space="preserve">a. </w:t>
-      </w:r>
-      <w:r>
-        <w:rPr>
-          <w:rFonts w:hint="eastAsia"/>
-        </w:rPr>
-        <w:t>ヴィンス：私の研究分野は神経科学だ。そこには激しい競争があり、私たちの魂にとって非常に危険な側面もはらんでいる。愛と信頼こそが、恐れに勝る偉大な原動力となる。</w:t>
-      </w:r>
-    </w:p>
-    <w:p>
-      <w:pPr>
-        <w:rPr>
-          <w:rFonts w:hint="eastAsia"/>
-        </w:rPr>
-      </w:pPr>
-      <w:r>
-        <w:rPr>
-          <w:rFonts w:hint="eastAsia"/>
-        </w:rPr>
-        <w:t xml:space="preserve">b. </w:t>
-      </w:r>
-      <w:r>
-        <w:rPr>
-          <w:rFonts w:hint="eastAsia"/>
-        </w:rPr>
-        <w:t>アリッサ：私たちはベイエリア（サンフランシスコ湾岸地域）へ移住し、以来</w:t>
-      </w:r>
-      <w:r>
-        <w:rPr>
-          <w:rFonts w:hint="eastAsia"/>
-        </w:rPr>
-        <w:t>16</w:t>
-      </w:r>
-      <w:r>
-        <w:rPr>
-          <w:rFonts w:hint="eastAsia"/>
-        </w:rPr>
-        <w:t>年間にわたり、専業主婦として</w:t>
-      </w:r>
-      <w:r>
-        <w:rPr>
-          <w:rFonts w:hint="eastAsia"/>
-        </w:rPr>
-        <w:t>4</w:t>
-      </w:r>
-      <w:r>
-        <w:rPr>
-          <w:rFonts w:hint="eastAsia"/>
-        </w:rPr>
-        <w:t>人の子供たちを育ててきた。この地域の住人たちは、キャリアにおいて極めて大きな成功を収めている。そうした成功者たちと比べれば、私は「何もしていない」に等</w:t>
-      </w:r>
-      <w:r>
-        <w:rPr>
-          <w:rFonts w:hint="eastAsia"/>
-        </w:rPr>
-        <w:lastRenderedPageBreak/>
-        <w:t>しいかもしれない。しかし私は、地域社会における人々の「つながり」にこそ目を向けている。</w:t>
-      </w:r>
-    </w:p>
-    <w:p>
-      <w:pPr>
-        <w:rPr>
-          <w:rFonts w:hint="eastAsia"/>
-        </w:rPr>
-      </w:pPr>
-      <w:r>
-        <w:rPr>
-          <w:rFonts w:hint="eastAsia"/>
-        </w:rPr>
-        <w:t xml:space="preserve">3. </w:t>
-      </w:r>
-      <w:proofErr w:type="spellStart"/>
-      <w:r>
-        <w:rPr>
-          <w:rFonts w:hint="eastAsia"/>
-        </w:rPr>
-        <w:t>フィル</w:t>
-      </w:r>
-      <w:proofErr w:type="spellEnd"/>
-      <w:r>
-        <w:rPr>
-          <w:rFonts w:hint="eastAsia"/>
-        </w:rPr>
-        <w:t>：「</w:t>
-      </w:r>
-      <w:proofErr w:type="spellStart"/>
-      <w:r>
-        <w:rPr>
-          <w:rFonts w:hint="eastAsia"/>
-        </w:rPr>
-        <w:t>知恵」と「知識」について</w:t>
-      </w:r>
-      <w:proofErr w:type="spellEnd"/>
-      <w:r>
-        <w:rPr>
-          <w:rFonts w:hint="eastAsia"/>
-        </w:rPr>
-        <w:t>：</w:t>
-      </w:r>
-    </w:p>
-    <w:p>
-      <w:pPr>
-        <w:rPr>
-          <w:rFonts w:hint="eastAsia"/>
-        </w:rPr>
-      </w:pPr>
-      <w:r>
-        <w:rPr>
-          <w:rFonts w:hint="eastAsia"/>
-        </w:rPr>
-        <w:t xml:space="preserve">a. </w:t>
-      </w:r>
-      <w:r>
-        <w:rPr>
-          <w:rFonts w:hint="eastAsia"/>
-        </w:rPr>
-        <w:t>ジョー：</w:t>
-      </w:r>
-      <w:r>
-        <w:rPr>
-          <w:rFonts w:hint="eastAsia"/>
-        </w:rPr>
-        <w:t>AI</w:t>
-      </w:r>
-      <w:r>
-        <w:rPr>
-          <w:rFonts w:hint="eastAsia"/>
-        </w:rPr>
-        <w:t>（人工知能）の登場により、新たな生き方がもたらされつつある。私たちは</w:t>
-      </w:r>
-      <w:r>
-        <w:rPr>
-          <w:rFonts w:hint="eastAsia"/>
-        </w:rPr>
-        <w:t>AI</w:t>
-      </w:r>
-      <w:r>
-        <w:rPr>
-          <w:rFonts w:hint="eastAsia"/>
-        </w:rPr>
-        <w:t>がもたらす知識を活用し、</w:t>
-      </w:r>
-      <w:r>
-        <w:rPr>
-          <w:rFonts w:hint="eastAsia"/>
-        </w:rPr>
-        <w:t>AI</w:t>
-      </w:r>
-      <w:r>
-        <w:rPr>
-          <w:rFonts w:hint="eastAsia"/>
-        </w:rPr>
-        <w:t>の技術的アプローチを取り入れながら、確かな根拠（エビデンス）とイエスの教えをもって人々に影響を与えていきたいと考えている。</w:t>
-      </w:r>
-      <w:r>
-        <w:rPr>
-          <w:rFonts w:hint="eastAsia"/>
-        </w:rPr>
-        <w:t xml:space="preserve"> b. Alyssa</w:t>
-      </w:r>
-      <w:r>
-        <w:rPr>
-          <w:rFonts w:hint="eastAsia"/>
-        </w:rPr>
-        <w:t>：インターネット上には膨大な数の情報源（リソース）が存在します。そのため、私は子供たちがそれらにアクセスする範囲を制限するようにしています。</w:t>
-      </w:r>
-    </w:p>
-    <w:p>
-      <w:pPr>
-        <w:rPr>
-          <w:rFonts w:hint="eastAsia"/>
-        </w:rPr>
-      </w:pPr>
-      <w:r>
-        <w:rPr>
-          <w:rFonts w:hint="eastAsia"/>
-        </w:rPr>
-        <w:t xml:space="preserve">4. </w:t>
-      </w:r>
-      <w:proofErr w:type="spellStart"/>
-      <w:r>
-        <w:rPr>
-          <w:rFonts w:hint="eastAsia"/>
-        </w:rPr>
-        <w:t>Phil</w:t>
-      </w:r>
-      <w:r>
-        <w:rPr>
-          <w:rFonts w:hint="eastAsia"/>
-        </w:rPr>
-        <w:t>：結婚生活をどのように営むか</w:t>
-      </w:r>
-      <w:proofErr w:type="spellEnd"/>
-    </w:p>
-    <w:p>
-      <w:pPr>
-        <w:rPr>
-          <w:rFonts w:hint="eastAsia"/>
-        </w:rPr>
-      </w:pPr>
-      <w:r>
-        <w:rPr>
-          <w:rFonts w:hint="eastAsia"/>
-        </w:rPr>
-        <w:t>a. Vince</w:t>
-      </w:r>
-      <w:r>
-        <w:rPr>
-          <w:rFonts w:hint="eastAsia"/>
-        </w:rPr>
-        <w:t>：神様は、あなたについてどう思っておられるでしょうか？私自身、月を追うごとに、より良いあり方へと成長できていると感じています。神様は私たちに、無条件の愛を注いでくださるのです。</w:t>
-      </w:r>
-    </w:p>
-    <w:p>
-      <w:pPr>
-        <w:rPr>
-          <w:rFonts w:hint="eastAsia"/>
-        </w:rPr>
-      </w:pPr>
-      <w:r>
-        <w:rPr>
-          <w:rFonts w:hint="eastAsia"/>
-        </w:rPr>
-        <w:t xml:space="preserve">b. </w:t>
-      </w:r>
-      <w:proofErr w:type="spellStart"/>
-      <w:r>
-        <w:rPr>
-          <w:rFonts w:hint="eastAsia"/>
-        </w:rPr>
-        <w:t>Jo</w:t>
-      </w:r>
-      <w:r>
-        <w:rPr>
-          <w:rFonts w:hint="eastAsia"/>
-        </w:rPr>
-        <w:t>：私たちは互いを通じて神様の愛を体験し、その愛を分かち合っています</w:t>
-      </w:r>
-      <w:proofErr w:type="spellEnd"/>
-      <w:r>
-        <w:rPr>
-          <w:rFonts w:hint="eastAsia"/>
-        </w:rPr>
-        <w:t>。</w:t>
-      </w:r>
-    </w:p>
-    <w:p>
-      <w:pPr>
-        <w:rPr>
-          <w:rFonts w:hint="eastAsia"/>
-        </w:rPr>
-      </w:pPr>
-      <w:r>
-        <w:rPr>
-          <w:rFonts w:hint="eastAsia"/>
-        </w:rPr>
-        <w:t xml:space="preserve">5. </w:t>
-      </w:r>
-      <w:proofErr w:type="spellStart"/>
-      <w:r>
-        <w:rPr>
-          <w:rFonts w:hint="eastAsia"/>
-        </w:rPr>
-        <w:t>Phil</w:t>
-      </w:r>
-      <w:r>
-        <w:rPr>
-          <w:rFonts w:hint="eastAsia"/>
-        </w:rPr>
-        <w:t>：日々の実践について</w:t>
-      </w:r>
-      <w:proofErr w:type="spellEnd"/>
-    </w:p>
-    <w:p>
-      <w:pPr>
-        <w:rPr>
-          <w:rFonts w:hint="eastAsia"/>
-        </w:rPr>
-      </w:pPr>
-      <w:r>
-        <w:rPr>
-          <w:rFonts w:hint="eastAsia"/>
-        </w:rPr>
-        <w:t xml:space="preserve">a. </w:t>
-      </w:r>
-      <w:proofErr w:type="spellStart"/>
-      <w:r>
-        <w:rPr>
-          <w:rFonts w:hint="eastAsia"/>
-        </w:rPr>
-        <w:t>Vince</w:t>
-      </w:r>
-      <w:r>
-        <w:rPr>
-          <w:rFonts w:hint="eastAsia"/>
-        </w:rPr>
-        <w:t>：心に深く重い問いが生じたとき、私は神様に「自分はどうすべきか」と問いかけます</w:t>
-      </w:r>
-      <w:proofErr w:type="spellEnd"/>
-      <w:r>
-        <w:rPr>
-          <w:rFonts w:hint="eastAsia"/>
-        </w:rPr>
-        <w:t>。</w:t>
-      </w:r>
-    </w:p>
-    <w:p>
-      <w:pPr>
-        <w:rPr>
-          <w:rFonts w:hint="eastAsia"/>
-        </w:rPr>
-      </w:pPr>
-      <w:r>
-        <w:rPr>
-          <w:rFonts w:hint="eastAsia"/>
-        </w:rPr>
-        <w:t xml:space="preserve">b. </w:t>
-      </w:r>
-      <w:proofErr w:type="spellStart"/>
-      <w:r>
-        <w:rPr>
-          <w:rFonts w:hint="eastAsia"/>
-        </w:rPr>
-        <w:t>Jo</w:t>
-      </w:r>
-      <w:r>
-        <w:rPr>
-          <w:rFonts w:hint="eastAsia"/>
-        </w:rPr>
-        <w:t>：私は日々の生活のあらゆる場面で、神様と対話をしています</w:t>
-      </w:r>
-      <w:proofErr w:type="spellEnd"/>
-      <w:r>
-        <w:rPr>
-          <w:rFonts w:hint="eastAsia"/>
-        </w:rPr>
-        <w:t>。</w:t>
-      </w:r>
-    </w:p>
-    <w:p>
-      <w:pPr>
-        <w:rPr>
-          <w:rFonts w:hint="eastAsia"/>
-        </w:rPr>
-      </w:pPr>
-      <w:r>
-        <w:rPr>
-          <w:rFonts w:hint="eastAsia"/>
-        </w:rPr>
-        <w:t xml:space="preserve">c. </w:t>
-      </w:r>
-      <w:proofErr w:type="spellStart"/>
-      <w:r>
-        <w:rPr>
-          <w:rFonts w:hint="eastAsia"/>
-        </w:rPr>
-        <w:t>Alyssa</w:t>
-      </w:r>
-      <w:r>
-        <w:rPr>
-          <w:rFonts w:hint="eastAsia"/>
-        </w:rPr>
-        <w:t>：たとえ困難な状況に直面したとしても、必ずそれを乗り越えていくことができるはずです</w:t>
-      </w:r>
-      <w:proofErr w:type="spellEnd"/>
-      <w:r>
-        <w:rPr>
-          <w:rFonts w:hint="eastAsia"/>
-        </w:rPr>
-        <w:t>。</w:t>
-      </w:r>
-    </w:p>
-    <w:p>
-      <w:pPr>
-        <w:rPr>
-          <w:rFonts w:hint="eastAsia"/>
-        </w:rPr>
-      </w:pPr>
-      <w:r>
-        <w:rPr>
-          <w:rFonts w:hint="eastAsia"/>
-        </w:rPr>
-        <w:t xml:space="preserve">6. </w:t>
-      </w:r>
-      <w:proofErr w:type="spellStart"/>
-      <w:r>
-        <w:rPr>
-          <w:rFonts w:hint="eastAsia"/>
-        </w:rPr>
-        <w:t>Phil</w:t>
-      </w:r>
-      <w:r>
-        <w:rPr>
-          <w:rFonts w:hint="eastAsia"/>
-        </w:rPr>
-        <w:t>：もしあなたの内側に「永遠」が宿っているとしたら、困難な時をどのように歩んでいくことになるでしょうか</w:t>
-      </w:r>
-      <w:proofErr w:type="spellEnd"/>
-      <w:r>
-        <w:rPr>
-          <w:rFonts w:hint="eastAsia"/>
-        </w:rPr>
-        <w:t>？</w:t>
-      </w:r>
-    </w:p>
-    <w:p>
-      <w:pPr>
-        <w:rPr>
-          <w:rFonts w:hint="eastAsia"/>
-        </w:rPr>
-      </w:pPr>
-      <w:r>
-        <w:rPr>
-          <w:rFonts w:hint="eastAsia"/>
-        </w:rPr>
-        <w:t>Vince</w:t>
-      </w:r>
-      <w:r>
-        <w:rPr>
-          <w:rFonts w:hint="eastAsia"/>
-        </w:rPr>
-        <w:t>：</w:t>
-      </w:r>
-      <w:r>
-        <w:rPr>
-          <w:rFonts w:hint="eastAsia"/>
-        </w:rPr>
-        <w:t>Jo</w:t>
-      </w:r>
-      <w:r>
-        <w:rPr>
-          <w:rFonts w:hint="eastAsia"/>
-        </w:rPr>
-        <w:t>の甲状腺の生体検査の結果、</w:t>
-      </w:r>
-      <w:r>
-        <w:rPr>
-          <w:rFonts w:hint="eastAsia"/>
-        </w:rPr>
-        <w:t>50%</w:t>
-      </w:r>
-      <w:r>
-        <w:rPr>
-          <w:rFonts w:hint="eastAsia"/>
-        </w:rPr>
-        <w:t>の確率で癌であるという診断が下されました。彼女は手術を受け、甲状腺の半分を切除しましたが、その困難な時期を無事に乗り越えることができました。私たちは、神様が定めてくださった「永遠の計画」と共に、その試練を歩み抜いたのです。</w:t>
-      </w:r>
-    </w:p>
-    <w:p>
-      <w:r>
-        <w:rPr>
-          <w:rFonts w:hint="eastAsia"/>
-        </w:rPr>
-        <w:t xml:space="preserve">7. </w:t>
-      </w:r>
-      <w:proofErr w:type="spellStart"/>
-      <w:r>
-        <w:rPr>
-          <w:rFonts w:hint="eastAsia"/>
-        </w:rPr>
-        <w:t>Phil</w:t>
-      </w:r>
-      <w:r>
-        <w:rPr>
-          <w:rFonts w:hint="eastAsia"/>
-        </w:rPr>
-        <w:t>：私たちは、神様が</w:t>
-      </w:r>
-      <w:r>
-        <w:rPr>
-          <w:rFonts w:hint="eastAsia"/>
-        </w:rPr>
-        <w:t>Jo</w:t>
-      </w:r>
-      <w:r>
-        <w:rPr>
-          <w:rFonts w:hint="eastAsia"/>
-        </w:rPr>
-        <w:t>を癒やしてくださるよう、また</w:t>
-      </w:r>
-      <w:r>
-        <w:rPr>
-          <w:rFonts w:hint="eastAsia"/>
-        </w:rPr>
-        <w:t>Vince</w:t>
-      </w:r>
-      <w:r>
-        <w:rPr>
-          <w:rFonts w:hint="eastAsia"/>
-        </w:rPr>
-        <w:t>が知恵をもって歩んでいけるよう、お祈りいたします</w:t>
-      </w:r>
-      <w:proofErr w:type="spellEnd"/>
-      <w:r>
-        <w:rPr>
-          <w:rFonts w:hint="eastAsia"/>
-        </w:rPr>
-        <w:t>。</w:t>
-      </w:r>
-    </w:p>
     <w:sectPr>
-      <w:footerReference w:type="default" r:id="rId20"/>
+      <w:footerReference w:type="default" r:id="rId19"/>
       <w:pgSz w:w="12240" w:h="15840"/>
       <w:pgMar w:top="1440" w:right="1440" w:bottom="1530" w:left="1440" w:header="0" w:footer="720" w:gutter="0"/>
       <w:cols w:space="720"/>

--- a/Church/2026/2026_0523_MenloChurch.docx
+++ b/Church/2026/2026_0523_MenloChurch.docx
@@ -436,6 +436,9 @@
     </w:p>
     <w:p>
       <w:r>
+        <w:rPr>
+          <w:noProof/>
+        </w:rPr>
         <w:lastRenderedPageBreak/>
         <w:drawing>
           <wp:inline distT="0" distB="0" distL="0" distR="0" wp14:anchorId="1544C5D1" wp14:editId="4DD0DC2F">
@@ -479,19 +482,7 @@
     <w:p/>
     <w:p>
       <w:r>
-        <w:t>2</w:t>
-      </w:r>
-      <w:r>
-        <w:t>8</w:t>
-      </w:r>
-      <w:r>
-        <w:t>:</w:t>
-      </w:r>
-      <w:r>
-        <w:t>24</w:t>
-      </w:r>
-      <w:r>
-        <w:t>/1:15:16</w:t>
+        <w:t>28:24/1:15:16</w:t>
       </w:r>
     </w:p>
     <w:p>
@@ -577,18 +568,47 @@
         <w:t xml:space="preserve"> to the edge of Jordan River.</w:t>
       </w:r>
       <w:r>
-        <w:t xml:space="preserve"> They build the vineyard at the promise land.</w:t>
+        <w:t xml:space="preserve"> They build the vineyard at the </w:t>
+      </w:r>
+      <w:r>
+        <w:t xml:space="preserve">east side of </w:t>
+      </w:r>
+      <w:r>
+        <w:t>promise land.</w:t>
       </w:r>
       <w:r>
         <w:t xml:space="preserve"> The Jordan is a calm river. </w:t>
       </w:r>
       <w:r>
         <w:t>It has flood and snow melting down from the mountains.</w:t>
+      </w:r>
+      <w:r>
+        <w:t xml:space="preserve"> The water is high and speed is fast and dangerous. </w:t>
+      </w:r>
+    </w:p>
+    <w:p>
+      <w:r>
+        <w:t>They cannot cross toddler</w:t>
+      </w:r>
+      <w:r>
+        <w:t>,</w:t>
+      </w:r>
+      <w:r>
+        <w:t xml:space="preserve"> grandparents</w:t>
+      </w:r>
+      <w:r>
+        <w:t>, goats, etc</w:t>
+      </w:r>
+      <w:r>
+        <w:t xml:space="preserve">. </w:t>
       </w:r>
     </w:p>
     <w:p/>
     <w:p>
       <w:r>
+        <w:rPr>
+          <w:noProof/>
+        </w:rPr>
         <w:drawing>
           <wp:inline distT="0" distB="0" distL="0" distR="0" wp14:anchorId="329FF3C3" wp14:editId="1C18D300">
             <wp:extent cx="2238375" cy="2455429"/>
@@ -629,6 +649,9 @@
         <w:t xml:space="preserve">  </w:t>
       </w:r>
       <w:r>
+        <w:rPr>
+          <w:noProof/>
+        </w:rPr>
         <w:drawing>
           <wp:inline distT="0" distB="0" distL="0" distR="0" wp14:anchorId="699D51B6" wp14:editId="30E87841">
             <wp:extent cx="2170748" cy="2457450"/>
@@ -669,25 +692,134 @@
     <w:p/>
     <w:p>
       <w:r>
-        <w:t>32</w:t>
-      </w:r>
-      <w:r>
-        <w:t>:2</w:t>
-      </w:r>
-      <w:r>
-        <w:t>5</w:t>
-      </w:r>
-      <w:r>
-        <w:t>/1:15:16</w:t>
+        <w:t>32:25/1:15:16</w:t>
+      </w:r>
+    </w:p>
+    <w:p>
+      <w:r>
+        <w:t>Joshua</w:t>
+      </w:r>
+      <w:r>
+        <w:t xml:space="preserve"> standing on the bank of Jordan River, </w:t>
+      </w:r>
+      <w:r>
+        <w:t>40 years of wandering behind them</w:t>
+      </w:r>
+      <w:r>
+        <w:t>.</w:t>
+      </w:r>
+    </w:p>
+    <w:p>
+      <w:r>
+        <w:lastRenderedPageBreak/>
+        <w:t>Then, Joshua rose early in the morning and they set out for Shittim</w:t>
+      </w:r>
+      <w:r>
+        <w:t>, and they came to Jordan</w:t>
+      </w:r>
+      <w:r>
+        <w:t>.</w:t>
+      </w:r>
+    </w:p>
+    <w:p>
+      <w:r>
+        <w:t>Joshua and all the people of Israel and lodged there before they passed over.</w:t>
+      </w:r>
+    </w:p>
+    <w:p>
+      <w:r>
+        <w:t xml:space="preserve">At the end of three days, the </w:t>
+      </w:r>
+      <w:r>
+        <w:t xml:space="preserve">officers went through the </w:t>
+      </w:r>
+      <w:r>
+        <w:t xml:space="preserve">camp and commanded the people, </w:t>
+      </w:r>
+      <w:r>
+        <w:t>“As soon as you see the ark of the covenant of the Lord, your God being carried by the Levitical priests, then you shall set out from your place and follow it.”</w:t>
+      </w:r>
+    </w:p>
+    <w:p>
+      <w:r>
+        <w:t>Now, if you did not grow up in church, there is some stuff in there that you’re like, “I was with you, Phil.”</w:t>
+      </w:r>
+    </w:p>
+    <w:p>
+      <w:r>
+        <w:t xml:space="preserve">But it kind of sounds like Joshua is sampling </w:t>
+      </w:r>
+      <w:r>
+        <w:t xml:space="preserve"> </w:t>
+      </w:r>
+      <w:r>
+        <w:t xml:space="preserve">Indiana Jones. </w:t>
+      </w:r>
+    </w:p>
+    <w:p>
+      <w:r>
+        <w:t xml:space="preserve">Like Ark of Covenant, What are we talking about? But bear with me, The Ark </w:t>
+      </w:r>
+      <w:r>
+        <w:t xml:space="preserve">of Covenant is a </w:t>
+      </w:r>
+      <w:r>
+        <w:t>gold-plated</w:t>
+      </w:r>
+      <w:r>
+        <w:t xml:space="preserve"> wooden chest that represented </w:t>
+      </w:r>
+      <w:r>
+        <w:t xml:space="preserve">the physical presence of God among </w:t>
+      </w:r>
+      <w:r>
+        <w:t>his Isarael people.</w:t>
+      </w:r>
+    </w:p>
+    <w:p>
+      <w:r>
+        <w:t>Wherever the ark was, Gid was.</w:t>
+      </w:r>
+      <w:r>
+        <w:t xml:space="preserve"> So, when the priests pick up the ark for them, </w:t>
+      </w:r>
+      <w:r>
+        <w:t>this is not like a religious artifact</w:t>
+      </w:r>
+      <w:r>
+        <w:t xml:space="preserve"> (</w:t>
+      </w:r>
+      <w:r>
+        <w:rPr>
+          <w:rFonts w:hint="eastAsia"/>
+        </w:rPr>
+        <w:t>人工製品</w:t>
+      </w:r>
+      <w:r>
+        <w:t>)</w:t>
+      </w:r>
+      <w:r>
+        <w:t xml:space="preserve">. This is not just </w:t>
+      </w:r>
+      <w:r>
+        <w:t>empty tradition They are carrying the presence of living God</w:t>
+      </w:r>
+      <w:r>
+        <w:t xml:space="preserve"> toward dangerous water</w:t>
+      </w:r>
+      <w:r>
+        <w:t>.</w:t>
       </w:r>
     </w:p>
     <w:p/>
     <w:p>
       <w:r>
-        <w:lastRenderedPageBreak/>
+        <w:rPr>
+          <w:noProof/>
+        </w:rPr>
         <w:drawing>
-          <wp:inline distT="0" distB="0" distL="0" distR="0" wp14:anchorId="36FB8BEA" wp14:editId="4DA1A9DC">
-            <wp:extent cx="2152650" cy="2883612"/>
+          <wp:inline distT="0" distB="0" distL="0" distR="0" wp14:anchorId="36FB8BEA" wp14:editId="140E0338">
+            <wp:extent cx="1469983" cy="1969135"/>
             <wp:effectExtent l="0" t="0" r="0" b="0"/>
             <wp:docPr id="1914362696" name="Picture 1"/>
             <wp:cNvGraphicFramePr>
@@ -709,7 +841,7 @@
                   <pic:spPr>
                     <a:xfrm>
                       <a:off x="0" y="0"/>
-                      <a:ext cx="2157502" cy="2890111"/>
+                      <a:ext cx="1482648" cy="1986101"/>
                     </a:xfrm>
                     <a:prstGeom prst="rect">
                       <a:avLst/>
@@ -721,11 +853,163 @@
           </wp:inline>
         </w:drawing>
       </w:r>
+      <w:r>
+        <w:t xml:space="preserve">  </w:t>
+      </w:r>
+      <w:r>
+        <w:drawing>
+          <wp:inline distT="0" distB="0" distL="0" distR="0" wp14:anchorId="0F84931E" wp14:editId="0356EF03">
+            <wp:extent cx="1535119" cy="1295400"/>
+            <wp:effectExtent l="0" t="0" r="8255" b="0"/>
+            <wp:docPr id="1894591851" name="Picture 1"/>
+            <wp:cNvGraphicFramePr>
+              <a:graphicFrameLocks xmlns:a="http://schemas.openxmlformats.org/drawingml/2006/main" noChangeAspect="1"/>
+            </wp:cNvGraphicFramePr>
+            <a:graphic xmlns:a="http://schemas.openxmlformats.org/drawingml/2006/main">
+              <a:graphicData uri="http://schemas.openxmlformats.org/drawingml/2006/picture">
+                <pic:pic xmlns:pic="http://schemas.openxmlformats.org/drawingml/2006/picture">
+                  <pic:nvPicPr>
+                    <pic:cNvPr id="1894591851" name=""/>
+                    <pic:cNvPicPr/>
+                  </pic:nvPicPr>
+                  <pic:blipFill>
+                    <a:blip r:embed="rId18"/>
+                    <a:stretch>
+                      <a:fillRect/>
+                    </a:stretch>
+                  </pic:blipFill>
+                  <pic:spPr>
+                    <a:xfrm>
+                      <a:off x="0" y="0"/>
+                      <a:ext cx="1542802" cy="1301883"/>
+                    </a:xfrm>
+                    <a:prstGeom prst="rect">
+                      <a:avLst/>
+                    </a:prstGeom>
+                  </pic:spPr>
+                </pic:pic>
+              </a:graphicData>
+            </a:graphic>
+          </wp:inline>
+        </w:drawing>
+      </w:r>
+      <w:r>
+        <w:t xml:space="preserve">  </w:t>
+      </w:r>
+      <w:r>
+        <w:drawing>
+          <wp:inline distT="0" distB="0" distL="0" distR="0" wp14:anchorId="420F0AC1" wp14:editId="7DAF0860">
+            <wp:extent cx="1542752" cy="2107965"/>
+            <wp:effectExtent l="0" t="0" r="635" b="6985"/>
+            <wp:docPr id="1816471351" name="Picture 1"/>
+            <wp:cNvGraphicFramePr>
+              <a:graphicFrameLocks xmlns:a="http://schemas.openxmlformats.org/drawingml/2006/main" noChangeAspect="1"/>
+            </wp:cNvGraphicFramePr>
+            <a:graphic xmlns:a="http://schemas.openxmlformats.org/drawingml/2006/main">
+              <a:graphicData uri="http://schemas.openxmlformats.org/drawingml/2006/picture">
+                <pic:pic xmlns:pic="http://schemas.openxmlformats.org/drawingml/2006/picture">
+                  <pic:nvPicPr>
+                    <pic:cNvPr id="1816471351" name=""/>
+                    <pic:cNvPicPr/>
+                  </pic:nvPicPr>
+                  <pic:blipFill>
+                    <a:blip r:embed="rId19"/>
+                    <a:stretch>
+                      <a:fillRect/>
+                    </a:stretch>
+                  </pic:blipFill>
+                  <pic:spPr>
+                    <a:xfrm>
+                      <a:off x="0" y="0"/>
+                      <a:ext cx="1548919" cy="2116392"/>
+                    </a:xfrm>
+                    <a:prstGeom prst="rect">
+                      <a:avLst/>
+                    </a:prstGeom>
+                  </pic:spPr>
+                </pic:pic>
+              </a:graphicData>
+            </a:graphic>
+          </wp:inline>
+        </w:drawing>
+      </w:r>
+    </w:p>
+    <w:p/>
+    <w:p>
+      <w:r>
+        <w:t>3</w:t>
+      </w:r>
+      <w:r>
+        <w:t>3</w:t>
+      </w:r>
+      <w:r>
+        <w:t>:2</w:t>
+      </w:r>
+      <w:r>
+        <w:t>3</w:t>
+      </w:r>
+      <w:r>
+        <w:t>/1:15:16</w:t>
+      </w:r>
+    </w:p>
+    <w:p>
+      <w:r>
+        <w:t xml:space="preserve">Then Joshua said to the people, “Consecrate </w:t>
+      </w:r>
+      <w:r>
+        <w:t>(</w:t>
+      </w:r>
+      <w:r>
+        <w:t>奉献</w:t>
+      </w:r>
+      <w:r>
+        <w:t xml:space="preserve">) </w:t>
+      </w:r>
+      <w:r>
+        <w:t>yourselves, for tomorrow, the Lod will do wonders among you.”</w:t>
+      </w:r>
+    </w:p>
+    <w:p>
+      <w:r>
+        <w:drawing>
+          <wp:inline distT="0" distB="0" distL="0" distR="0" wp14:anchorId="054F524B" wp14:editId="64C57267">
+            <wp:extent cx="1628129" cy="2247900"/>
+            <wp:effectExtent l="0" t="0" r="0" b="0"/>
+            <wp:docPr id="1616013023" name="Picture 1"/>
+            <wp:cNvGraphicFramePr>
+              <a:graphicFrameLocks xmlns:a="http://schemas.openxmlformats.org/drawingml/2006/main" noChangeAspect="1"/>
+            </wp:cNvGraphicFramePr>
+            <a:graphic xmlns:a="http://schemas.openxmlformats.org/drawingml/2006/main">
+              <a:graphicData uri="http://schemas.openxmlformats.org/drawingml/2006/picture">
+                <pic:pic xmlns:pic="http://schemas.openxmlformats.org/drawingml/2006/picture">
+                  <pic:nvPicPr>
+                    <pic:cNvPr id="1616013023" name=""/>
+                    <pic:cNvPicPr/>
+                  </pic:nvPicPr>
+                  <pic:blipFill>
+                    <a:blip r:embed="rId20"/>
+                    <a:stretch>
+                      <a:fillRect/>
+                    </a:stretch>
+                  </pic:blipFill>
+                  <pic:spPr>
+                    <a:xfrm>
+                      <a:off x="0" y="0"/>
+                      <a:ext cx="1632236" cy="2253570"/>
+                    </a:xfrm>
+                    <a:prstGeom prst="rect">
+                      <a:avLst/>
+                    </a:prstGeom>
+                  </pic:spPr>
+                </pic:pic>
+              </a:graphicData>
+            </a:graphic>
+          </wp:inline>
+        </w:drawing>
+      </w:r>
     </w:p>
     <w:p/>
     <w:p/>
-    <w:p/>
-    <w:p/>
     <w:p>
       <w:r>
         <w:t>======</w:t>
@@ -755,7 +1039,7 @@
       </w:r>
     </w:p>
     <w:p>
-      <w:hyperlink r:id="rId18" w:history="1">
+      <w:hyperlink r:id="rId21" w:history="1">
         <w:r>
           <w:rPr>
             <w:rStyle w:val="Hyperlink"/>
@@ -766,6 +1050,7 @@
     </w:p>
     <w:p>
       <w:r>
+        <w:lastRenderedPageBreak/>
         <w:t>Baptism Sunday</w:t>
       </w:r>
       <w:r>
@@ -774,7 +1059,7 @@
     </w:p>
     <w:p/>
     <w:sectPr>
-      <w:footerReference w:type="default" r:id="rId19"/>
+      <w:footerReference w:type="default" r:id="rId22"/>
       <w:pgSz w:w="12240" w:h="15840"/>
       <w:pgMar w:top="1440" w:right="1440" w:bottom="1530" w:left="1440" w:header="0" w:footer="720" w:gutter="0"/>
       <w:cols w:space="720"/>

--- a/Church/2026/2026_0523_MenloChurch.docx
+++ b/Church/2026/2026_0523_MenloChurch.docx
@@ -857,6 +857,9 @@
         <w:t xml:space="preserve">  </w:t>
       </w:r>
       <w:r>
+        <w:rPr>
+          <w:noProof/>
+        </w:rPr>
         <w:drawing>
           <wp:inline distT="0" distB="0" distL="0" distR="0" wp14:anchorId="0F84931E" wp14:editId="0356EF03">
             <wp:extent cx="1535119" cy="1295400"/>
@@ -897,6 +900,9 @@
         <w:t xml:space="preserve">  </w:t>
       </w:r>
       <w:r>
+        <w:rPr>
+          <w:noProof/>
+        </w:rPr>
         <w:drawing>
           <wp:inline distT="0" distB="0" distL="0" distR="0" wp14:anchorId="420F0AC1" wp14:editId="7DAF0860">
             <wp:extent cx="1542752" cy="2107965"/>
@@ -937,19 +943,7 @@
     <w:p/>
     <w:p>
       <w:r>
-        <w:t>3</w:t>
-      </w:r>
-      <w:r>
-        <w:t>3</w:t>
-      </w:r>
-      <w:r>
-        <w:t>:2</w:t>
-      </w:r>
-      <w:r>
-        <w:t>3</w:t>
-      </w:r>
-      <w:r>
-        <w:t>/1:15:16</w:t>
+        <w:t>33:23/1:15:16</w:t>
       </w:r>
     </w:p>
     <w:p>
@@ -971,6 +965,18 @@
     </w:p>
     <w:p>
       <w:r>
+        <w:t>The word “Consecrate” means “get ready”.</w:t>
+      </w:r>
+      <w:r>
+        <w:t xml:space="preserve"> Tomorrow is not a normal day. Tomorrow, God is going to do something that you never seen.</w:t>
+      </w:r>
+    </w:p>
+    <w:p/>
+    <w:p>
+      <w:r>
+        <w:rPr>
+          <w:noProof/>
+        </w:rPr>
         <w:drawing>
           <wp:inline distT="0" distB="0" distL="0" distR="0" wp14:anchorId="054F524B" wp14:editId="64C57267">
             <wp:extent cx="1628129" cy="2247900"/>
@@ -1012,6 +1018,7 @@
     <w:p/>
     <w:p>
       <w:r>
+        <w:lastRenderedPageBreak/>
         <w:t>======</w:t>
       </w:r>
     </w:p>
@@ -1050,7 +1057,6 @@
     </w:p>
     <w:p>
       <w:r>
-        <w:lastRenderedPageBreak/>
         <w:t>Baptism Sunday</w:t>
       </w:r>
       <w:r>
@@ -5084,6 +5090,7 @@
   <w:style w:type="character" w:default="1" w:styleId="DefaultParagraphFont">
     <w:name w:val="Default Paragraph Font"/>
     <w:uiPriority w:val="1"/>
+    <w:semiHidden/>
     <w:unhideWhenUsed/>
   </w:style>
   <w:style w:type="table" w:default="1" w:styleId="TableNormal">
